--- a/Knowledge/2-Science/4-Applied science/1-Computing/2-Computer Science/0-Intro to Computer Science/3-Wiki Source/3-Computer/2-Computer components/Sources.docx
+++ b/Knowledge/2-Science/4-Applied science/1-Computing/2-Computer Science/0-Intro to Computer Science/3-Wiki Source/3-Computer/2-Computer components/Sources.docx
@@ -17,7 +17,13 @@
         <w:t>* Download Name</w:t>
       </w:r>
       <w:r>
-        <w:t>: [en_wikipedia_org_wiki_Computer_hardware.pdf -&gt; Computer hardware.pdf] [Computer hardware]</w:t>
+        <w:t>: [en_wikipedia_org_wiki_Computer_hardware.pdf -&gt; Computer hardware.pdf] [</w:t>
+      </w:r>
+      <w:r>
+        <w:t>Wiki Source - Computer hardware</w:t>
+      </w:r>
+      <w:r>
+        <w:t>]</w:t>
       </w:r>
       <w:r>
         <w:br/>
@@ -44,6 +50,22 @@
       </w:r>
       <w:r>
         <w:t>: Educational</w:t>
+      </w:r>
+      <w:r>
+        <w:br/>
+      </w:r>
+      <w:r>
+        <w:t xml:space="preserve">* </w:t>
+      </w:r>
+      <w:r>
+        <w:rPr>
+          <w:b/>
+          <w:bCs/>
+        </w:rPr>
+        <w:t>Source Platform</w:t>
+      </w:r>
+      <w:r>
+        <w:t>: Wikipedia (https://www.wikipedia.org)</w:t>
       </w:r>
       <w:r>
         <w:br/>
@@ -84,7 +106,10 @@
         <w:t>Download Server / Mirror</w:t>
       </w:r>
       <w:r>
-        <w:t>: en.wikipedia.org</w:t>
+        <w:t xml:space="preserve">: </w:t>
+      </w:r>
+      <w:r>
+        <w:t>https://en.wikipedia.org [Wikipedia Server]</w:t>
       </w:r>
       <w:r>
         <w:br/>
@@ -99,29 +124,10 @@
       <w:r>
         <w:t xml:space="preserve">: </w:t>
       </w:r>
-      <w:hyperlink r:id="rId6">
-        <w:r>
-          <w:rPr>
-            <w:color w:val="1155CC"/>
-            <w:sz w:val="20"/>
-            <w:szCs w:val="20"/>
-            <w:u w:val="single"/>
-          </w:rPr>
-          <w:t>https://www.sejda.com/html-to-pdf</w:t>
-        </w:r>
-      </w:hyperlink>
-      <w:r>
-        <w:rPr>
-          <w:sz w:val="20"/>
-          <w:szCs w:val="20"/>
-        </w:rPr>
-        <w:t xml:space="preserve"> -&gt; convert html to pdf</w:t>
-      </w:r>
-      <w:r>
-        <w:rPr>
-          <w:sz w:val="20"/>
-          <w:szCs w:val="20"/>
-        </w:rPr>
+      <w:r>
+        <w:t>Web Tool: Sejda - HTML to PDF (https://www.sejda.com/html-to-pdf) [convert html to pdf]</w:t>
+      </w:r>
+      <w:r>
         <w:br/>
       </w:r>
       <w:r>
@@ -164,6 +170,9 @@
       </w:r>
       <w:r>
         <w:br/>
+      </w:r>
+      <w:bookmarkStart w:id="0" w:name="_Hlk213368924"/>
+      <w:r>
         <w:t xml:space="preserve">* </w:t>
       </w:r>
       <w:r>
@@ -175,29 +184,21 @@
       <w:r>
         <w:t xml:space="preserve">: </w:t>
       </w:r>
-      <w:proofErr w:type="spellStart"/>
-      <w:r>
-        <w:rPr>
-          <w:sz w:val="20"/>
-          <w:szCs w:val="20"/>
-        </w:rPr>
-        <w:t>topicsscience</w:t>
-      </w:r>
-      <w:proofErr w:type="spellEnd"/>
-      <w:r>
-        <w:rPr>
-          <w:sz w:val="20"/>
-          <w:szCs w:val="20"/>
-        </w:rPr>
-        <w:t>\4-Applied science\1-Computing\2-Computer Science\0-Intro to Computer Science\3-Wiki source</w:t>
-      </w:r>
-      <w:r>
-        <w:rPr>
-          <w:sz w:val="20"/>
-          <w:szCs w:val="20"/>
-        </w:rPr>
-        <w:br/>
-      </w:r>
+      <w:r>
+        <w:rPr>
+          <w:sz w:val="20"/>
+          <w:szCs w:val="20"/>
+        </w:rPr>
+        <w:t>StorageType: Cloud -&gt; Platform: GitHub -&gt; Account: topicsscience -&gt; Repository: kingdomheartsknowledge -&gt; Path: Knowledge/2-Science/4-Applied science/1-Computing/2-Computer Science/0-Intro to Computer Science/..</w:t>
+      </w:r>
+      <w:r>
+        <w:rPr>
+          <w:sz w:val="20"/>
+          <w:szCs w:val="20"/>
+        </w:rPr>
+        <w:br/>
+      </w:r>
+      <w:bookmarkEnd w:id="0"/>
       <w:r>
         <w:t xml:space="preserve">* </w:t>
       </w:r>
@@ -253,7 +254,13 @@
         <w:t>* Download Name</w:t>
       </w:r>
       <w:r>
-        <w:t>: [en_wikipedia_org_wiki_Input_device.pdf -&gt; Input device.pdf] [Input device]</w:t>
+        <w:t>: [en_wikipedia_org_wiki_Input_device.pdf -&gt; Input device.pdf] [</w:t>
+      </w:r>
+      <w:r>
+        <w:t>Wiki Source - Input device</w:t>
+      </w:r>
+      <w:r>
+        <w:t>]</w:t>
       </w:r>
       <w:r>
         <w:br/>
@@ -283,6 +290,22 @@
       </w:r>
       <w:r>
         <w:br/>
+      </w:r>
+      <w:r>
+        <w:t xml:space="preserve">* </w:t>
+      </w:r>
+      <w:r>
+        <w:rPr>
+          <w:b/>
+          <w:bCs/>
+        </w:rPr>
+        <w:t>Source Platform</w:t>
+      </w:r>
+      <w:r>
+        <w:t>: Wikipedia (https://www.wikipedia.org)</w:t>
+      </w:r>
+      <w:r>
+        <w:br/>
         <w:t xml:space="preserve">* </w:t>
       </w:r>
       <w:r>
@@ -294,7 +317,7 @@
       <w:r>
         <w:t xml:space="preserve">: </w:t>
       </w:r>
-      <w:hyperlink r:id="rId7">
+      <w:hyperlink r:id="rId6">
         <w:r>
           <w:rPr>
             <w:color w:val="1155CC"/>
@@ -320,7 +343,10 @@
         <w:t>Download Server / Mirror</w:t>
       </w:r>
       <w:r>
-        <w:t>: en.wikipedia.org</w:t>
+        <w:t xml:space="preserve">: </w:t>
+      </w:r>
+      <w:r>
+        <w:t>https://en.wikipedia.org [Wikipedia Server]</w:t>
       </w:r>
       <w:r>
         <w:br/>
@@ -335,29 +361,10 @@
       <w:r>
         <w:t xml:space="preserve">: </w:t>
       </w:r>
-      <w:hyperlink r:id="rId8">
-        <w:r>
-          <w:rPr>
-            <w:color w:val="1155CC"/>
-            <w:sz w:val="20"/>
-            <w:szCs w:val="20"/>
-            <w:u w:val="single"/>
-          </w:rPr>
-          <w:t>https://www.sejda.com/html-to-pdf</w:t>
-        </w:r>
-      </w:hyperlink>
-      <w:r>
-        <w:rPr>
-          <w:sz w:val="20"/>
-          <w:szCs w:val="20"/>
-        </w:rPr>
-        <w:t xml:space="preserve"> -&gt; convert html to pdf</w:t>
-      </w:r>
-      <w:r>
-        <w:rPr>
-          <w:sz w:val="20"/>
-          <w:szCs w:val="20"/>
-        </w:rPr>
+      <w:r>
+        <w:t>Web Tool: Sejda - HTML to PDF (https://www.sejda.com/html-to-pdf) [convert html to pdf]</w:t>
+      </w:r>
+      <w:r>
         <w:br/>
       </w:r>
       <w:r>
@@ -400,6 +407,8 @@
       </w:r>
       <w:r>
         <w:br/>
+      </w:r>
+      <w:r>
         <w:t xml:space="preserve">* </w:t>
       </w:r>
       <w:r>
@@ -411,21 +420,12 @@
       <w:r>
         <w:t xml:space="preserve">: </w:t>
       </w:r>
-      <w:proofErr w:type="spellStart"/>
-      <w:r>
-        <w:rPr>
-          <w:sz w:val="20"/>
-          <w:szCs w:val="20"/>
-        </w:rPr>
-        <w:t>topicsscience</w:t>
-      </w:r>
-      <w:proofErr w:type="spellEnd"/>
-      <w:r>
-        <w:rPr>
-          <w:sz w:val="20"/>
-          <w:szCs w:val="20"/>
-        </w:rPr>
-        <w:t>\4-Applied science\1-Computing\2-Computer Science\0-Intro to Computer Science\3-Wiki source</w:t>
+      <w:r>
+        <w:rPr>
+          <w:sz w:val="20"/>
+          <w:szCs w:val="20"/>
+        </w:rPr>
+        <w:t>StorageType: Cloud -&gt; Platform: GitHub -&gt; Account: topicsscience -&gt; Repository: kingdomheartsknowledge -&gt; Path: Knowledge/2-Science/4-Applied science/1-Computing/2-Computer Science/0-Intro to Computer Science/..</w:t>
       </w:r>
       <w:r>
         <w:rPr>
@@ -489,7 +489,13 @@
         <w:t>* Download Name</w:t>
       </w:r>
       <w:r>
-        <w:t>: [en_wikipedia_org_wiki_Output_device.pdf -&gt; Output device.pdf] [Output device]</w:t>
+        <w:t>: [en_wikipedia_org_wiki_Output_device.pdf -&gt; Output device.pdf] [</w:t>
+      </w:r>
+      <w:r>
+        <w:t>Wiki Source - Output device</w:t>
+      </w:r>
+      <w:r>
+        <w:t>]</w:t>
       </w:r>
       <w:r>
         <w:br/>
@@ -519,6 +525,22 @@
       </w:r>
       <w:r>
         <w:br/>
+      </w:r>
+      <w:r>
+        <w:t xml:space="preserve">* </w:t>
+      </w:r>
+      <w:r>
+        <w:rPr>
+          <w:b/>
+          <w:bCs/>
+        </w:rPr>
+        <w:t>Source Platform</w:t>
+      </w:r>
+      <w:r>
+        <w:t>: Wikipedia (https://www.wikipedia.org)</w:t>
+      </w:r>
+      <w:r>
+        <w:br/>
         <w:t xml:space="preserve">* </w:t>
       </w:r>
       <w:r>
@@ -530,7 +552,7 @@
       <w:r>
         <w:t xml:space="preserve">: </w:t>
       </w:r>
-      <w:hyperlink r:id="rId9">
+      <w:hyperlink r:id="rId7">
         <w:r>
           <w:rPr>
             <w:color w:val="1155CC"/>
@@ -556,10 +578,16 @@
         <w:t>Download Server / Mirror</w:t>
       </w:r>
       <w:r>
-        <w:t>: en.wikipedia.org</w:t>
-      </w:r>
-      <w:r>
-        <w:br/>
+        <w:t xml:space="preserve">: </w:t>
+      </w:r>
+      <w:r>
+        <w:t>https://en.wikipedia.org [Wikipedia Server]</w:t>
+      </w:r>
+      <w:r>
+        <w:br/>
+      </w:r>
+      <w:r>
+        <w:lastRenderedPageBreak/>
         <w:t xml:space="preserve">* </w:t>
       </w:r>
       <w:r>
@@ -571,29 +599,10 @@
       <w:r>
         <w:t xml:space="preserve">: </w:t>
       </w:r>
-      <w:hyperlink r:id="rId10">
-        <w:r>
-          <w:rPr>
-            <w:color w:val="1155CC"/>
-            <w:sz w:val="20"/>
-            <w:szCs w:val="20"/>
-            <w:u w:val="single"/>
-          </w:rPr>
-          <w:t>https://www.sejda.com/html-to-pdf</w:t>
-        </w:r>
-      </w:hyperlink>
-      <w:r>
-        <w:rPr>
-          <w:sz w:val="20"/>
-          <w:szCs w:val="20"/>
-        </w:rPr>
-        <w:t xml:space="preserve"> -&gt; convert html to pdf</w:t>
-      </w:r>
-      <w:r>
-        <w:rPr>
-          <w:sz w:val="20"/>
-          <w:szCs w:val="20"/>
-        </w:rPr>
+      <w:r>
+        <w:t>Web Tool: Sejda - HTML to PDF (https://www.sejda.com/html-to-pdf) [convert html to pdf]</w:t>
+      </w:r>
+      <w:r>
         <w:br/>
       </w:r>
       <w:r>
@@ -636,6 +645,8 @@
       </w:r>
       <w:r>
         <w:br/>
+      </w:r>
+      <w:r>
         <w:t xml:space="preserve">* </w:t>
       </w:r>
       <w:r>
@@ -647,21 +658,12 @@
       <w:r>
         <w:t xml:space="preserve">: </w:t>
       </w:r>
-      <w:proofErr w:type="spellStart"/>
-      <w:r>
-        <w:rPr>
-          <w:sz w:val="20"/>
-          <w:szCs w:val="20"/>
-        </w:rPr>
-        <w:t>topicsscience</w:t>
-      </w:r>
-      <w:proofErr w:type="spellEnd"/>
-      <w:r>
-        <w:rPr>
-          <w:sz w:val="20"/>
-          <w:szCs w:val="20"/>
-        </w:rPr>
-        <w:t>\4-Applied science\1-Computing\2-Computer Science\0-Intro to Computer Science\3-Wiki source</w:t>
+      <w:r>
+        <w:rPr>
+          <w:sz w:val="20"/>
+          <w:szCs w:val="20"/>
+        </w:rPr>
+        <w:t>StorageType: Cloud -&gt; Platform: GitHub -&gt; Account: topicsscience -&gt; Repository: kingdomheartsknowledge -&gt; Path: Knowledge/2-Science/4-Applied science/1-Computing/2-Computer Science/0-Intro to Computer Science/..</w:t>
       </w:r>
       <w:r>
         <w:rPr>
@@ -725,7 +727,13 @@
         <w:t>* Download Name</w:t>
       </w:r>
       <w:r>
-        <w:t>: [en_wikipedia_org_wiki_Data_storage.pdf -&gt; Data storage.pdf] [Data storage]</w:t>
+        <w:t>: [en_wikipedia_org_wiki_Data_storage.pdf -&gt; Data storage.pdf] [</w:t>
+      </w:r>
+      <w:r>
+        <w:t>Wiki Source - Data storage</w:t>
+      </w:r>
+      <w:r>
+        <w:t>]</w:t>
       </w:r>
       <w:r>
         <w:br/>
@@ -755,6 +763,22 @@
       </w:r>
       <w:r>
         <w:br/>
+      </w:r>
+      <w:r>
+        <w:t xml:space="preserve">* </w:t>
+      </w:r>
+      <w:r>
+        <w:rPr>
+          <w:b/>
+          <w:bCs/>
+        </w:rPr>
+        <w:t>Source Platform</w:t>
+      </w:r>
+      <w:r>
+        <w:t>: Wikipedia (https://www.wikipedia.org)</w:t>
+      </w:r>
+      <w:r>
+        <w:br/>
         <w:t xml:space="preserve">* </w:t>
       </w:r>
       <w:r>
@@ -766,7 +790,7 @@
       <w:r>
         <w:t xml:space="preserve">: </w:t>
       </w:r>
-      <w:hyperlink r:id="rId11">
+      <w:hyperlink r:id="rId8">
         <w:r>
           <w:rPr>
             <w:color w:val="1155CC"/>
@@ -792,7 +816,10 @@
         <w:t>Download Server / Mirror</w:t>
       </w:r>
       <w:r>
-        <w:t>: en.wikipedia.org</w:t>
+        <w:t xml:space="preserve">: </w:t>
+      </w:r>
+      <w:r>
+        <w:t>https://en.wikipedia.org [Wikipedia Server]</w:t>
       </w:r>
       <w:r>
         <w:br/>
@@ -807,29 +834,10 @@
       <w:r>
         <w:t xml:space="preserve">: </w:t>
       </w:r>
-      <w:hyperlink r:id="rId12">
-        <w:r>
-          <w:rPr>
-            <w:color w:val="1155CC"/>
-            <w:sz w:val="20"/>
-            <w:szCs w:val="20"/>
-            <w:u w:val="single"/>
-          </w:rPr>
-          <w:t>https://www.sejda.com/html-to-pdf</w:t>
-        </w:r>
-      </w:hyperlink>
-      <w:r>
-        <w:rPr>
-          <w:sz w:val="20"/>
-          <w:szCs w:val="20"/>
-        </w:rPr>
-        <w:t xml:space="preserve"> -&gt; convert html to pdf</w:t>
-      </w:r>
-      <w:r>
-        <w:rPr>
-          <w:sz w:val="20"/>
-          <w:szCs w:val="20"/>
-        </w:rPr>
+      <w:r>
+        <w:t>Web Tool: Sejda - HTML to PDF (https://www.sejda.com/html-to-pdf) [convert html to pdf]</w:t>
+      </w:r>
+      <w:r>
         <w:br/>
       </w:r>
       <w:r>
@@ -872,6 +880,8 @@
       </w:r>
       <w:r>
         <w:br/>
+      </w:r>
+      <w:r>
         <w:t xml:space="preserve">* </w:t>
       </w:r>
       <w:r>
@@ -883,21 +893,12 @@
       <w:r>
         <w:t xml:space="preserve">: </w:t>
       </w:r>
-      <w:proofErr w:type="spellStart"/>
-      <w:r>
-        <w:rPr>
-          <w:sz w:val="20"/>
-          <w:szCs w:val="20"/>
-        </w:rPr>
-        <w:t>topicsscience</w:t>
-      </w:r>
-      <w:proofErr w:type="spellEnd"/>
-      <w:r>
-        <w:rPr>
-          <w:sz w:val="20"/>
-          <w:szCs w:val="20"/>
-        </w:rPr>
-        <w:t>\4-Applied science\1-Computing\2-Computer Science\0-Intro to Computer Science\3-Wiki source</w:t>
+      <w:r>
+        <w:rPr>
+          <w:sz w:val="20"/>
+          <w:szCs w:val="20"/>
+        </w:rPr>
+        <w:t>StorageType: Cloud -&gt; Platform: GitHub -&gt; Account: topicsscience -&gt; Repository: kingdomheartsknowledge -&gt; Path: Knowledge/2-Science/4-Applied science/1-Computing/2-Computer Science/0-Intro to Computer Science/..</w:t>
       </w:r>
       <w:r>
         <w:rPr>
@@ -961,7 +962,13 @@
         <w:t>* Download Name</w:t>
       </w:r>
       <w:r>
-        <w:t>: [en_wikipedia_org_wiki_Computer_data_storage.pdf -&gt; Computer data storage.pdf] [Computer data storage]</w:t>
+        <w:t>: [en_wikipedia_org_wiki_Computer_data_storage.pdf -&gt; Computer data storage.pdf] [</w:t>
+      </w:r>
+      <w:r>
+        <w:t>Wiki Source - Computer data storage</w:t>
+      </w:r>
+      <w:r>
+        <w:t>]</w:t>
       </w:r>
       <w:r>
         <w:br/>
@@ -991,6 +998,22 @@
       </w:r>
       <w:r>
         <w:br/>
+      </w:r>
+      <w:r>
+        <w:t xml:space="preserve">* </w:t>
+      </w:r>
+      <w:r>
+        <w:rPr>
+          <w:b/>
+          <w:bCs/>
+        </w:rPr>
+        <w:t>Source Platform</w:t>
+      </w:r>
+      <w:r>
+        <w:t>: Wikipedia (https://www.wikipedia.org)</w:t>
+      </w:r>
+      <w:r>
+        <w:br/>
         <w:t xml:space="preserve">* </w:t>
       </w:r>
       <w:r>
@@ -1002,7 +1025,7 @@
       <w:r>
         <w:t xml:space="preserve">: </w:t>
       </w:r>
-      <w:hyperlink r:id="rId13">
+      <w:hyperlink r:id="rId9">
         <w:r>
           <w:rPr>
             <w:color w:val="1155CC"/>
@@ -1025,7 +1048,10 @@
         <w:t>Download Server / Mirror</w:t>
       </w:r>
       <w:r>
-        <w:t>: en.wikipedia.org</w:t>
+        <w:t xml:space="preserve">: </w:t>
+      </w:r>
+      <w:r>
+        <w:t>https://en.wikipedia.org [Wikipedia Server]</w:t>
       </w:r>
       <w:r>
         <w:br/>
@@ -1040,29 +1066,10 @@
       <w:r>
         <w:t xml:space="preserve">: </w:t>
       </w:r>
-      <w:hyperlink r:id="rId14">
-        <w:r>
-          <w:rPr>
-            <w:color w:val="1155CC"/>
-            <w:sz w:val="20"/>
-            <w:szCs w:val="20"/>
-            <w:u w:val="single"/>
-          </w:rPr>
-          <w:t>https://www.sejda.com/html-to-pdf</w:t>
-        </w:r>
-      </w:hyperlink>
-      <w:r>
-        <w:rPr>
-          <w:sz w:val="20"/>
-          <w:szCs w:val="20"/>
-        </w:rPr>
-        <w:t xml:space="preserve"> -&gt; convert html to pdf</w:t>
-      </w:r>
-      <w:r>
-        <w:rPr>
-          <w:sz w:val="20"/>
-          <w:szCs w:val="20"/>
-        </w:rPr>
+      <w:r>
+        <w:t>Web Tool: Sejda - HTML to PDF (https://www.sejda.com/html-to-pdf) [convert html to pdf]</w:t>
+      </w:r>
+      <w:r>
         <w:br/>
       </w:r>
       <w:r>
@@ -1105,6 +1112,8 @@
       </w:r>
       <w:r>
         <w:br/>
+      </w:r>
+      <w:r>
         <w:t xml:space="preserve">* </w:t>
       </w:r>
       <w:r>
@@ -1116,21 +1125,20 @@
       <w:r>
         <w:t xml:space="preserve">: </w:t>
       </w:r>
-      <w:proofErr w:type="spellStart"/>
-      <w:r>
-        <w:rPr>
-          <w:sz w:val="20"/>
-          <w:szCs w:val="20"/>
-        </w:rPr>
-        <w:t>topicsscience</w:t>
-      </w:r>
-      <w:proofErr w:type="spellEnd"/>
-      <w:r>
-        <w:rPr>
-          <w:sz w:val="20"/>
-          <w:szCs w:val="20"/>
-        </w:rPr>
-        <w:t>\4-Applied science\1-Computing\2-Computer Science\0-Intro to Computer Science\3-Wiki source</w:t>
+      <w:r>
+        <w:rPr>
+          <w:sz w:val="20"/>
+          <w:szCs w:val="20"/>
+        </w:rPr>
+        <w:t>StorageType: Cloud -&gt; Platform: GitHub -&gt; Account: topicsscience -&gt; Repository: kingdomheartsknowledge -&gt; Path: Knowledge/2-Science/4-Applied science/1-</w:t>
+      </w:r>
+      <w:r>
+        <w:rPr>
+          <w:sz w:val="20"/>
+          <w:szCs w:val="20"/>
+        </w:rPr>
+        <w:lastRenderedPageBreak/>
+        <w:t>Computing/2-Computer Science/0-Intro to Computer Science/..</w:t>
       </w:r>
       <w:r>
         <w:rPr>
@@ -1194,7 +1202,13 @@
         <w:t>* Download Name</w:t>
       </w:r>
       <w:r>
-        <w:t>: [en_wikipedia_org_wiki_Software.pdf -&gt; Software.pdf] [Software]</w:t>
+        <w:t>: [en_wikipedia_org_wiki_Software.pdf -&gt; Software.pdf] [</w:t>
+      </w:r>
+      <w:r>
+        <w:t>Wiki Source - Software</w:t>
+      </w:r>
+      <w:r>
+        <w:t>]</w:t>
       </w:r>
       <w:r>
         <w:br/>
@@ -1224,6 +1238,22 @@
       </w:r>
       <w:r>
         <w:br/>
+      </w:r>
+      <w:r>
+        <w:t xml:space="preserve">* </w:t>
+      </w:r>
+      <w:r>
+        <w:rPr>
+          <w:b/>
+          <w:bCs/>
+        </w:rPr>
+        <w:t>Source Platform</w:t>
+      </w:r>
+      <w:r>
+        <w:t>: Wikipedia (https://www.wikipedia.org)</w:t>
+      </w:r>
+      <w:r>
+        <w:br/>
         <w:t xml:space="preserve">* </w:t>
       </w:r>
       <w:r>
@@ -1235,7 +1265,7 @@
       <w:r>
         <w:t xml:space="preserve">: </w:t>
       </w:r>
-      <w:hyperlink r:id="rId15">
+      <w:hyperlink r:id="rId10">
         <w:r>
           <w:rPr>
             <w:color w:val="1155CC"/>
@@ -1261,7 +1291,10 @@
         <w:t>Download Server / Mirror</w:t>
       </w:r>
       <w:r>
-        <w:t>: en.wikipedia.org</w:t>
+        <w:t xml:space="preserve">: </w:t>
+      </w:r>
+      <w:r>
+        <w:t>https://en.wikipedia.org [Wikipedia Server]</w:t>
       </w:r>
       <w:r>
         <w:br/>
@@ -1276,29 +1309,10 @@
       <w:r>
         <w:t xml:space="preserve">: </w:t>
       </w:r>
-      <w:hyperlink r:id="rId16">
-        <w:r>
-          <w:rPr>
-            <w:color w:val="1155CC"/>
-            <w:sz w:val="20"/>
-            <w:szCs w:val="20"/>
-            <w:u w:val="single"/>
-          </w:rPr>
-          <w:t>https://www.sejda.com/html-to-pdf</w:t>
-        </w:r>
-      </w:hyperlink>
-      <w:r>
-        <w:rPr>
-          <w:sz w:val="20"/>
-          <w:szCs w:val="20"/>
-        </w:rPr>
-        <w:t xml:space="preserve"> -&gt; convert html to pdf</w:t>
-      </w:r>
-      <w:r>
-        <w:rPr>
-          <w:sz w:val="20"/>
-          <w:szCs w:val="20"/>
-        </w:rPr>
+      <w:r>
+        <w:t>Web Tool: Sejda - HTML to PDF (https://www.sejda.com/html-to-pdf) [convert html to pdf]</w:t>
+      </w:r>
+      <w:r>
         <w:br/>
       </w:r>
       <w:r>
@@ -1341,6 +1355,8 @@
       </w:r>
       <w:r>
         <w:br/>
+      </w:r>
+      <w:r>
         <w:t xml:space="preserve">* </w:t>
       </w:r>
       <w:r>
@@ -1352,21 +1368,12 @@
       <w:r>
         <w:t xml:space="preserve">: </w:t>
       </w:r>
-      <w:proofErr w:type="spellStart"/>
-      <w:r>
-        <w:rPr>
-          <w:sz w:val="20"/>
-          <w:szCs w:val="20"/>
-        </w:rPr>
-        <w:t>topicsscience</w:t>
-      </w:r>
-      <w:proofErr w:type="spellEnd"/>
-      <w:r>
-        <w:rPr>
-          <w:sz w:val="20"/>
-          <w:szCs w:val="20"/>
-        </w:rPr>
-        <w:t>\4-Applied science\1-Computing\2-Computer Science\0-Intro to Computer Science\3-Wiki source</w:t>
+      <w:r>
+        <w:rPr>
+          <w:sz w:val="20"/>
+          <w:szCs w:val="20"/>
+        </w:rPr>
+        <w:t>StorageType: Cloud -&gt; Platform: GitHub -&gt; Account: topicsscience -&gt; Repository: kingdomheartsknowledge -&gt; Path: Knowledge/2-Science/4-Applied science/1-Computing/2-Computer Science/0-Intro to Computer Science/..</w:t>
       </w:r>
       <w:r>
         <w:rPr>
@@ -1439,7 +1446,13 @@
         <w:t>* Download Name</w:t>
       </w:r>
       <w:r>
-        <w:t>: [en_wikipedia_org_wiki_System_software.pdf -&gt; System software.pdf] [System software]</w:t>
+        <w:t>: [en_wikipedia_org_wiki_System_software.pdf -&gt; System software.pdf] [</w:t>
+      </w:r>
+      <w:r>
+        <w:t>Wiki Source - System software</w:t>
+      </w:r>
+      <w:r>
+        <w:t>]</w:t>
       </w:r>
       <w:r>
         <w:br/>
@@ -1469,6 +1482,22 @@
       </w:r>
       <w:r>
         <w:br/>
+      </w:r>
+      <w:r>
+        <w:t xml:space="preserve">* </w:t>
+      </w:r>
+      <w:r>
+        <w:rPr>
+          <w:b/>
+          <w:bCs/>
+        </w:rPr>
+        <w:t>Source Platform</w:t>
+      </w:r>
+      <w:r>
+        <w:t>: Wikipedia (https://www.wikipedia.org)</w:t>
+      </w:r>
+      <w:r>
+        <w:br/>
         <w:t xml:space="preserve">* </w:t>
       </w:r>
       <w:r>
@@ -1480,7 +1509,7 @@
       <w:r>
         <w:t xml:space="preserve">: </w:t>
       </w:r>
-      <w:hyperlink r:id="rId17">
+      <w:hyperlink r:id="rId11">
         <w:r>
           <w:rPr>
             <w:color w:val="1155CC"/>
@@ -1506,7 +1535,10 @@
         <w:t>Download Server / Mirror</w:t>
       </w:r>
       <w:r>
-        <w:t>: en.wikipedia.org</w:t>
+        <w:t xml:space="preserve">: </w:t>
+      </w:r>
+      <w:r>
+        <w:t>https://en.wikipedia.org [Wikipedia Server]</w:t>
       </w:r>
       <w:r>
         <w:br/>
@@ -1521,29 +1553,10 @@
       <w:r>
         <w:t xml:space="preserve">: </w:t>
       </w:r>
-      <w:hyperlink r:id="rId18">
-        <w:r>
-          <w:rPr>
-            <w:color w:val="1155CC"/>
-            <w:sz w:val="20"/>
-            <w:szCs w:val="20"/>
-            <w:u w:val="single"/>
-          </w:rPr>
-          <w:t>https://www.sejda.com/html-to-pdf</w:t>
-        </w:r>
-      </w:hyperlink>
-      <w:r>
-        <w:rPr>
-          <w:sz w:val="20"/>
-          <w:szCs w:val="20"/>
-        </w:rPr>
-        <w:t xml:space="preserve"> -&gt; convert html to pdf</w:t>
-      </w:r>
-      <w:r>
-        <w:rPr>
-          <w:sz w:val="20"/>
-          <w:szCs w:val="20"/>
-        </w:rPr>
+      <w:r>
+        <w:t>Web Tool: Sejda - HTML to PDF (https://www.sejda.com/html-to-pdf) [convert html to pdf]</w:t>
+      </w:r>
+      <w:r>
         <w:br/>
       </w:r>
       <w:r>
@@ -1586,6 +1599,8 @@
       </w:r>
       <w:r>
         <w:br/>
+      </w:r>
+      <w:r>
         <w:t xml:space="preserve">* </w:t>
       </w:r>
       <w:r>
@@ -1597,21 +1612,12 @@
       <w:r>
         <w:t xml:space="preserve">: </w:t>
       </w:r>
-      <w:proofErr w:type="spellStart"/>
-      <w:r>
-        <w:rPr>
-          <w:sz w:val="20"/>
-          <w:szCs w:val="20"/>
-        </w:rPr>
-        <w:t>topicsscience</w:t>
-      </w:r>
-      <w:proofErr w:type="spellEnd"/>
-      <w:r>
-        <w:rPr>
-          <w:sz w:val="20"/>
-          <w:szCs w:val="20"/>
-        </w:rPr>
-        <w:t>\4-Applied science\1-Computing\2-Computer Science\0-Intro to Computer Science\3-Wiki source</w:t>
+      <w:r>
+        <w:rPr>
+          <w:sz w:val="20"/>
+          <w:szCs w:val="20"/>
+        </w:rPr>
+        <w:t>StorageType: Cloud -&gt; Platform: GitHub -&gt; Account: topicsscience -&gt; Repository: kingdomheartsknowledge -&gt; Path: Knowledge/2-Science/4-Applied science/1-Computing/2-Computer Science/0-Intro to Computer Science/..</w:t>
       </w:r>
       <w:r>
         <w:rPr>
@@ -1672,10 +1678,17 @@
         <w:rPr>
           <w:b/>
         </w:rPr>
+        <w:lastRenderedPageBreak/>
         <w:t>* Download Name</w:t>
       </w:r>
       <w:r>
-        <w:t>: [en_wikipedia_org_wiki_Application_software.pdf -&gt; Application software.pdf] [Application software]</w:t>
+        <w:t>: [en_wikipedia_org_wiki_Application_software.pdf -&gt; Application software.pdf] [</w:t>
+      </w:r>
+      <w:r>
+        <w:t>Wiki Source - Application software</w:t>
+      </w:r>
+      <w:r>
+        <w:t>]</w:t>
       </w:r>
       <w:r>
         <w:br/>
@@ -1705,6 +1718,22 @@
       </w:r>
       <w:r>
         <w:br/>
+      </w:r>
+      <w:r>
+        <w:t xml:space="preserve">* </w:t>
+      </w:r>
+      <w:r>
+        <w:rPr>
+          <w:b/>
+          <w:bCs/>
+        </w:rPr>
+        <w:t>Source Platform</w:t>
+      </w:r>
+      <w:r>
+        <w:t>: Wikipedia (https://www.wikipedia.org)</w:t>
+      </w:r>
+      <w:r>
+        <w:br/>
         <w:t xml:space="preserve">* </w:t>
       </w:r>
       <w:r>
@@ -1716,7 +1745,7 @@
       <w:r>
         <w:t xml:space="preserve">: </w:t>
       </w:r>
-      <w:hyperlink r:id="rId19">
+      <w:hyperlink r:id="rId12">
         <w:r>
           <w:rPr>
             <w:color w:val="1155CC"/>
@@ -1742,7 +1771,10 @@
         <w:t>Download Server / Mirror</w:t>
       </w:r>
       <w:r>
-        <w:t>: en.wikipedia.org</w:t>
+        <w:t xml:space="preserve">: </w:t>
+      </w:r>
+      <w:r>
+        <w:t>https://en.wikipedia.org [Wikipedia Server]</w:t>
       </w:r>
       <w:r>
         <w:br/>
@@ -1757,29 +1789,10 @@
       <w:r>
         <w:t xml:space="preserve">: </w:t>
       </w:r>
-      <w:hyperlink r:id="rId20">
-        <w:r>
-          <w:rPr>
-            <w:color w:val="1155CC"/>
-            <w:sz w:val="20"/>
-            <w:szCs w:val="20"/>
-            <w:u w:val="single"/>
-          </w:rPr>
-          <w:t>https://www.sejda.com/html-to-pdf</w:t>
-        </w:r>
-      </w:hyperlink>
-      <w:r>
-        <w:rPr>
-          <w:sz w:val="20"/>
-          <w:szCs w:val="20"/>
-        </w:rPr>
-        <w:t xml:space="preserve"> -&gt; convert html to pdf</w:t>
-      </w:r>
-      <w:r>
-        <w:rPr>
-          <w:sz w:val="20"/>
-          <w:szCs w:val="20"/>
-        </w:rPr>
+      <w:r>
+        <w:t>Web Tool: Sejda - HTML to PDF (https://www.sejda.com/html-to-pdf) [convert html to pdf]</w:t>
+      </w:r>
+      <w:r>
         <w:br/>
       </w:r>
       <w:r>
@@ -1822,6 +1835,8 @@
       </w:r>
       <w:r>
         <w:br/>
+      </w:r>
+      <w:r>
         <w:t xml:space="preserve">* </w:t>
       </w:r>
       <w:r>
@@ -1833,21 +1848,12 @@
       <w:r>
         <w:t xml:space="preserve">: </w:t>
       </w:r>
-      <w:proofErr w:type="spellStart"/>
-      <w:r>
-        <w:rPr>
-          <w:sz w:val="20"/>
-          <w:szCs w:val="20"/>
-        </w:rPr>
-        <w:t>topicsscience</w:t>
-      </w:r>
-      <w:proofErr w:type="spellEnd"/>
-      <w:r>
-        <w:rPr>
-          <w:sz w:val="20"/>
-          <w:szCs w:val="20"/>
-        </w:rPr>
-        <w:t>\4-Applied science\1-Computing\2-Computer Science\0-Intro to Computer Science\3-Wiki source</w:t>
+      <w:r>
+        <w:rPr>
+          <w:sz w:val="20"/>
+          <w:szCs w:val="20"/>
+        </w:rPr>
+        <w:t>StorageType: Cloud -&gt; Platform: GitHub -&gt; Account: topicsscience -&gt; Repository: kingdomheartsknowledge -&gt; Path: Knowledge/2-Science/4-Applied science/1-Computing/2-Computer Science/0-Intro to Computer Science/..</w:t>
       </w:r>
       <w:r>
         <w:rPr>
@@ -1911,7 +1917,13 @@
         <w:t>* Download Name</w:t>
       </w:r>
       <w:r>
-        <w:t>: [en_wikipedia_org_wiki_Outline_of_software.pdf -&gt; Outline of software.pdf] [Outline of software]</w:t>
+        <w:t>: [en_wikipedia_org_wiki_Outline_of_software.pdf -&gt; Outline of software.pdf] [</w:t>
+      </w:r>
+      <w:r>
+        <w:t>Wiki Source - Outline of software</w:t>
+      </w:r>
+      <w:r>
+        <w:t>]</w:t>
       </w:r>
       <w:r>
         <w:br/>
@@ -1941,6 +1953,22 @@
       </w:r>
       <w:r>
         <w:br/>
+      </w:r>
+      <w:r>
+        <w:t xml:space="preserve">* </w:t>
+      </w:r>
+      <w:r>
+        <w:rPr>
+          <w:b/>
+          <w:bCs/>
+        </w:rPr>
+        <w:t>Source Platform</w:t>
+      </w:r>
+      <w:r>
+        <w:t>: Wikipedia (https://www.wikipedia.org)</w:t>
+      </w:r>
+      <w:r>
+        <w:br/>
         <w:t xml:space="preserve">* </w:t>
       </w:r>
       <w:r>
@@ -1952,7 +1980,7 @@
       <w:r>
         <w:t xml:space="preserve">: </w:t>
       </w:r>
-      <w:hyperlink r:id="rId21">
+      <w:hyperlink r:id="rId13">
         <w:r>
           <w:rPr>
             <w:color w:val="1155CC"/>
@@ -1975,7 +2003,10 @@
         <w:t>Download Server / Mirror</w:t>
       </w:r>
       <w:r>
-        <w:t>: en.wikipedia.org</w:t>
+        <w:t xml:space="preserve">: </w:t>
+      </w:r>
+      <w:r>
+        <w:t>https://en.wikipedia.org [Wikipedia Server]</w:t>
       </w:r>
       <w:r>
         <w:br/>
@@ -1990,29 +2021,10 @@
       <w:r>
         <w:t xml:space="preserve">: </w:t>
       </w:r>
-      <w:hyperlink r:id="rId22">
-        <w:r>
-          <w:rPr>
-            <w:color w:val="1155CC"/>
-            <w:sz w:val="20"/>
-            <w:szCs w:val="20"/>
-            <w:u w:val="single"/>
-          </w:rPr>
-          <w:t>https://www.sejda.com/html-to-pdf</w:t>
-        </w:r>
-      </w:hyperlink>
-      <w:r>
-        <w:rPr>
-          <w:sz w:val="20"/>
-          <w:szCs w:val="20"/>
-        </w:rPr>
-        <w:t xml:space="preserve"> -&gt; convert html to pdf</w:t>
-      </w:r>
-      <w:r>
-        <w:rPr>
-          <w:sz w:val="20"/>
-          <w:szCs w:val="20"/>
-        </w:rPr>
+      <w:r>
+        <w:t>Web Tool: Sejda - HTML to PDF (https://www.sejda.com/html-to-pdf) [convert html to pdf]</w:t>
+      </w:r>
+      <w:r>
         <w:br/>
       </w:r>
       <w:r>
@@ -2057,7 +2069,6 @@
         <w:br/>
       </w:r>
       <w:r>
-        <w:lastRenderedPageBreak/>
         <w:t xml:space="preserve">* </w:t>
       </w:r>
       <w:r>
@@ -2069,21 +2080,12 @@
       <w:r>
         <w:t xml:space="preserve">: </w:t>
       </w:r>
-      <w:proofErr w:type="spellStart"/>
-      <w:r>
-        <w:rPr>
-          <w:sz w:val="20"/>
-          <w:szCs w:val="20"/>
-        </w:rPr>
-        <w:t>topicsscience</w:t>
-      </w:r>
-      <w:proofErr w:type="spellEnd"/>
-      <w:r>
-        <w:rPr>
-          <w:sz w:val="20"/>
-          <w:szCs w:val="20"/>
-        </w:rPr>
-        <w:t>\4-Applied science\1-Computing\2-Computer Science\0-Intro to Computer Science\3-Wiki source</w:t>
+      <w:r>
+        <w:rPr>
+          <w:sz w:val="20"/>
+          <w:szCs w:val="20"/>
+        </w:rPr>
+        <w:t>StorageType: Cloud -&gt; Platform: GitHub -&gt; Account: topicsscience -&gt; Repository: kingdomheartsknowledge -&gt; Path: Knowledge/2-Science/4-Applied science/1-Computing/2-Computer Science/0-Intro to Computer Science/..</w:t>
       </w:r>
       <w:r>
         <w:rPr>

--- a/Knowledge/2-Science/4-Applied science/1-Computing/2-Computer Science/0-Intro to Computer Science/3-Wiki Source/3-Computer/2-Computer components/Sources.docx
+++ b/Knowledge/2-Science/4-Applied science/1-Computing/2-Computer Science/0-Intro to Computer Science/3-Wiki Source/3-Computer/2-Computer components/Sources.docx
@@ -14,26 +14,44 @@
         <w:rPr>
           <w:b/>
         </w:rPr>
-        <w:t>* Download Name</w:t>
-      </w:r>
-      <w:r>
-        <w:t>: [en_wikipedia_org_wiki_Computer_hardware.pdf -&gt; Computer hardware.pdf] [</w:t>
-      </w:r>
-      <w:r>
-        <w:t>Wiki Source - Computer hardware</w:t>
-      </w:r>
-      <w:r>
-        <w:t>]</w:t>
-      </w:r>
-      <w:r>
-        <w:br/>
-        <w:t xml:space="preserve">* </w:t>
-      </w:r>
-      <w:r>
-        <w:rPr>
-          <w:b/>
-        </w:rPr>
-        <w:t>Download Type</w:t>
+        <w:t xml:space="preserve">* Source ID: </w:t>
+      </w:r>
+      <w:r>
+        <w:rPr>
+          <w:bCs/>
+        </w:rPr>
+        <w:t>20</w:t>
+      </w:r>
+      <w:r>
+        <w:rPr>
+          <w:bCs/>
+        </w:rPr>
+        <w:t>1</w:t>
+      </w:r>
+      <w:r>
+        <w:br/>
+      </w:r>
+      <w:r>
+        <w:t xml:space="preserve">* </w:t>
+      </w:r>
+      <w:r>
+        <w:rPr>
+          <w:b/>
+        </w:rPr>
+        <w:t>Content Title</w:t>
+      </w:r>
+      <w:r>
+        <w:t>: [en_wikipedia_org_wiki_Computer_hardware.pdf -&gt; Computer hardware.pdf] [Wiki Source - Computer hardware]</w:t>
+      </w:r>
+      <w:r>
+        <w:br/>
+        <w:t xml:space="preserve">* </w:t>
+      </w:r>
+      <w:r>
+        <w:rPr>
+          <w:b/>
+        </w:rPr>
+        <w:t>Content Type</w:t>
       </w:r>
       <w:r>
         <w:t>: Document</w:t>
@@ -46,21 +64,18 @@
         <w:rPr>
           <w:b/>
         </w:rPr>
-        <w:t>Source Type</w:t>
+        <w:t>Domain</w:t>
       </w:r>
       <w:r>
         <w:t>: Educational</w:t>
       </w:r>
       <w:r>
         <w:br/>
-      </w:r>
-      <w:r>
-        <w:t xml:space="preserve">* </w:t>
-      </w:r>
-      <w:r>
-        <w:rPr>
-          <w:b/>
-          <w:bCs/>
+        <w:t xml:space="preserve">* </w:t>
+      </w:r>
+      <w:r>
+        <w:rPr>
+          <w:b/>
         </w:rPr>
         <w:t>Source Platform</w:t>
       </w:r>
@@ -75,69 +90,96 @@
         <w:rPr>
           <w:b/>
         </w:rPr>
-        <w:t>Download Source</w:t>
+        <w:t>Source Reference</w:t>
       </w:r>
       <w:r>
         <w:t xml:space="preserve">: </w:t>
       </w:r>
-      <w:hyperlink r:id="rId5">
+      <w:hyperlink r:id="rId5" w:history="1">
         <w:r>
           <w:rPr>
-            <w:color w:val="1155CC"/>
-            <w:u w:val="single"/>
+            <w:rStyle w:val="Hyperlink"/>
           </w:rPr>
           <w:t>https://en.wikipedia.org/wiki/Computer_hardware</w:t>
         </w:r>
       </w:hyperlink>
       <w:r>
+        <w:br/>
+      </w:r>
+      <w:r>
+        <w:t xml:space="preserve">* </w:t>
+      </w:r>
+      <w:r>
+        <w:rPr>
+          <w:b/>
+          <w:bCs/>
+        </w:rPr>
+        <w:t>Source Type</w:t>
+      </w:r>
+      <w:r>
+        <w:t xml:space="preserve">: </w:t>
+      </w:r>
+      <w:r>
+        <w:t xml:space="preserve">Converted </w:t>
+      </w:r>
+      <w:r>
+        <w:br/>
+        <w:t xml:space="preserve">* </w:t>
+      </w:r>
+      <w:r>
+        <w:rPr>
+          <w:b/>
+          <w:bCs/>
+        </w:rPr>
+        <w:t>Source Nature:</w:t>
+      </w:r>
+      <w:r>
+        <w:t xml:space="preserve"> </w:t>
+      </w:r>
+      <w:r>
+        <w:t>D</w:t>
+      </w:r>
+      <w:r>
+        <w:t>igital</w:t>
+      </w:r>
+      <w:r>
         <w:t xml:space="preserve">  </w:t>
       </w:r>
       <w:r>
         <w:br/>
-      </w:r>
-      <w:r>
-        <w:t xml:space="preserve">* </w:t>
-      </w:r>
-      <w:r>
-        <w:rPr>
-          <w:b/>
-          <w:bCs/>
-        </w:rPr>
-        <w:t>Download Server / Mirror</w:t>
-      </w:r>
-      <w:r>
-        <w:t xml:space="preserve">: </w:t>
-      </w:r>
-      <w:r>
-        <w:t>https://en.wikipedia.org [Wikipedia Server]</w:t>
-      </w:r>
-      <w:r>
-        <w:br/>
-        <w:t xml:space="preserve">* </w:t>
-      </w:r>
-      <w:r>
-        <w:rPr>
-          <w:b/>
-        </w:rPr>
-        <w:t>Download Method</w:t>
-      </w:r>
-      <w:r>
-        <w:t xml:space="preserve">: </w:t>
-      </w:r>
-      <w:r>
-        <w:t>Web Tool: Sejda - HTML to PDF (https://www.sejda.com/html-to-pdf) [convert html to pdf]</w:t>
-      </w:r>
-      <w:r>
-        <w:br/>
-      </w:r>
-      <w:r>
-        <w:t xml:space="preserve">* </w:t>
-      </w:r>
-      <w:r>
-        <w:rPr>
-          <w:b/>
-        </w:rPr>
-        <w:t>Download Format</w:t>
+        <w:t xml:space="preserve">* </w:t>
+      </w:r>
+      <w:r>
+        <w:rPr>
+          <w:b/>
+        </w:rPr>
+        <w:t>Storage Host</w:t>
+      </w:r>
+      <w:r>
+        <w:t>: https://en.wikipedia.org [Wikipedia Server]</w:t>
+      </w:r>
+      <w:r>
+        <w:br/>
+        <w:t xml:space="preserve">* </w:t>
+      </w:r>
+      <w:r>
+        <w:rPr>
+          <w:b/>
+        </w:rPr>
+        <w:t>Acquisition Method</w:t>
+      </w:r>
+      <w:r>
+        <w:t>: Web Tool: Sejda - HTML to PDF (https://www.sejda.com/html-to-pdf) [convert html to pdf]</w:t>
+      </w:r>
+      <w:r>
+        <w:br/>
+        <w:t xml:space="preserve">* </w:t>
+      </w:r>
+      <w:r>
+        <w:rPr>
+          <w:b/>
+        </w:rPr>
+        <w:t>File Format</w:t>
       </w:r>
       <w:r>
         <w:t>: .pdf</w:t>
@@ -150,7 +192,7 @@
         <w:rPr>
           <w:b/>
         </w:rPr>
-        <w:t>Download Quality</w:t>
+        <w:t>Content Quality</w:t>
       </w:r>
       <w:r>
         <w:t>: High</w:t>
@@ -163,71 +205,36 @@
         <w:rPr>
           <w:b/>
         </w:rPr>
-        <w:t>Download Date</w:t>
+        <w:t>Acquisition Date</w:t>
       </w:r>
       <w:r>
         <w:t>: 9/7/2025</w:t>
       </w:r>
       <w:r>
         <w:br/>
-      </w:r>
-      <w:bookmarkStart w:id="0" w:name="_Hlk213368924"/>
-      <w:r>
-        <w:t xml:space="preserve">* </w:t>
-      </w:r>
-      <w:r>
-        <w:rPr>
-          <w:b/>
-        </w:rPr>
-        <w:t>Saved Location</w:t>
-      </w:r>
-      <w:r>
-        <w:t xml:space="preserve">: </w:t>
-      </w:r>
-      <w:r>
-        <w:rPr>
-          <w:sz w:val="20"/>
-          <w:szCs w:val="20"/>
-        </w:rPr>
-        <w:t>StorageType: Cloud -&gt; Platform: GitHub -&gt; Account: topicsscience -&gt; Repository: kingdomheartsknowledge -&gt; Path: Knowledge/2-Science/4-Applied science/1-Computing/2-Computer Science/0-Intro to Computer Science/..</w:t>
-      </w:r>
-      <w:r>
-        <w:rPr>
-          <w:sz w:val="20"/>
-          <w:szCs w:val="20"/>
-        </w:rPr>
-        <w:br/>
-      </w:r>
-      <w:bookmarkEnd w:id="0"/>
-      <w:r>
-        <w:t xml:space="preserve">* </w:t>
-      </w:r>
-      <w:r>
-        <w:rPr>
-          <w:b/>
-        </w:rPr>
-        <w:t xml:space="preserve">Notes: </w:t>
-      </w:r>
-      <w:r>
-        <w:rPr>
-          <w:sz w:val="20"/>
-          <w:szCs w:val="20"/>
-        </w:rPr>
-        <w:t>Wiki Source -</w:t>
-      </w:r>
-      <w:r>
-        <w:rPr>
-          <w:sz w:val="24"/>
-          <w:szCs w:val="24"/>
-        </w:rPr>
-        <w:t xml:space="preserve"> </w:t>
-      </w:r>
-      <w:r>
-        <w:rPr>
-          <w:sz w:val="20"/>
-          <w:szCs w:val="20"/>
-        </w:rPr>
-        <w:t>[This page was last edited on 1 September 2025, at 06:07 (UTC)]</w:t>
+        <w:t xml:space="preserve">* </w:t>
+      </w:r>
+      <w:r>
+        <w:rPr>
+          <w:b/>
+        </w:rPr>
+        <w:t>Storage Location</w:t>
+      </w:r>
+      <w:r>
+        <w:t>: StorageType: Cloud -&gt; Platform: GitHub -&gt; Account: topicsscience -&gt; Repository: kingdomheartsknowledge -&gt; Path: Knowledge/2-Science/4-Applied science/1-Computing/2-Computer Science/0-Intro to Computer Science/..</w:t>
+      </w:r>
+      <w:r>
+        <w:br/>
+        <w:t xml:space="preserve">* </w:t>
+      </w:r>
+      <w:r>
+        <w:rPr>
+          <w:b/>
+        </w:rPr>
+        <w:t>Notes</w:t>
+      </w:r>
+      <w:r>
+        <w:t>: Wiki Source - [This page was last edited on 1 September 2025, at 06:07 (UTC)]</w:t>
       </w:r>
     </w:p>
     <w:p>
@@ -251,26 +258,44 @@
         <w:rPr>
           <w:b/>
         </w:rPr>
-        <w:t>* Download Name</w:t>
-      </w:r>
-      <w:r>
-        <w:t>: [en_wikipedia_org_wiki_Input_device.pdf -&gt; Input device.pdf] [</w:t>
-      </w:r>
-      <w:r>
-        <w:t>Wiki Source - Input device</w:t>
-      </w:r>
-      <w:r>
-        <w:t>]</w:t>
-      </w:r>
-      <w:r>
-        <w:br/>
-        <w:t xml:space="preserve">* </w:t>
-      </w:r>
-      <w:r>
-        <w:rPr>
-          <w:b/>
-        </w:rPr>
-        <w:t>Download Type</w:t>
+        <w:t xml:space="preserve">* Source ID: </w:t>
+      </w:r>
+      <w:r>
+        <w:rPr>
+          <w:bCs/>
+        </w:rPr>
+        <w:t>20</w:t>
+      </w:r>
+      <w:r>
+        <w:rPr>
+          <w:bCs/>
+        </w:rPr>
+        <w:t>2</w:t>
+      </w:r>
+      <w:r>
+        <w:br/>
+      </w:r>
+      <w:r>
+        <w:t xml:space="preserve">* </w:t>
+      </w:r>
+      <w:r>
+        <w:rPr>
+          <w:b/>
+        </w:rPr>
+        <w:t>Content Title</w:t>
+      </w:r>
+      <w:r>
+        <w:t>: [en_wikipedia_org_wiki_Input_device.pdf -&gt; Input device.pdf] [Wiki Source - Input device]</w:t>
+      </w:r>
+      <w:r>
+        <w:br/>
+        <w:t xml:space="preserve">* </w:t>
+      </w:r>
+      <w:r>
+        <w:rPr>
+          <w:b/>
+        </w:rPr>
+        <w:t>Content Type</w:t>
       </w:r>
       <w:r>
         <w:t>: Document</w:t>
@@ -283,21 +308,18 @@
         <w:rPr>
           <w:b/>
         </w:rPr>
-        <w:t>Source Type</w:t>
+        <w:t>Domain</w:t>
       </w:r>
       <w:r>
         <w:t>: Educational</w:t>
       </w:r>
       <w:r>
         <w:br/>
-      </w:r>
-      <w:r>
-        <w:t xml:space="preserve">* </w:t>
-      </w:r>
-      <w:r>
-        <w:rPr>
-          <w:b/>
-          <w:bCs/>
+        <w:t xml:space="preserve">* </w:t>
+      </w:r>
+      <w:r>
+        <w:rPr>
+          <w:b/>
         </w:rPr>
         <w:t>Source Platform</w:t>
       </w:r>
@@ -312,69 +334,96 @@
         <w:rPr>
           <w:b/>
         </w:rPr>
-        <w:t>Download Source</w:t>
+        <w:t>Source Reference</w:t>
       </w:r>
       <w:r>
         <w:t xml:space="preserve">: </w:t>
       </w:r>
-      <w:hyperlink r:id="rId6">
+      <w:hyperlink r:id="rId6" w:history="1">
         <w:r>
           <w:rPr>
-            <w:color w:val="1155CC"/>
-            <w:u w:val="single"/>
+            <w:rStyle w:val="Hyperlink"/>
           </w:rPr>
           <w:t>https://en.wikipedia.org/wiki/Input_device</w:t>
         </w:r>
       </w:hyperlink>
       <w:r>
+        <w:br/>
+      </w:r>
+      <w:r>
+        <w:t xml:space="preserve">* </w:t>
+      </w:r>
+      <w:r>
+        <w:rPr>
+          <w:b/>
+          <w:bCs/>
+        </w:rPr>
+        <w:t>Source Type</w:t>
+      </w:r>
+      <w:r>
+        <w:t xml:space="preserve">: </w:t>
+      </w:r>
+      <w:r>
+        <w:t xml:space="preserve">Converted </w:t>
+      </w:r>
+      <w:r>
+        <w:br/>
+        <w:t xml:space="preserve">* </w:t>
+      </w:r>
+      <w:r>
+        <w:rPr>
+          <w:b/>
+          <w:bCs/>
+        </w:rPr>
+        <w:t>Source Nature:</w:t>
+      </w:r>
+      <w:r>
         <w:t xml:space="preserve"> </w:t>
       </w:r>
       <w:r>
-        <w:br/>
-      </w:r>
-      <w:r>
-        <w:t xml:space="preserve">* </w:t>
-      </w:r>
-      <w:r>
-        <w:rPr>
-          <w:b/>
-          <w:bCs/>
-        </w:rPr>
-        <w:t>Download Server / Mirror</w:t>
-      </w:r>
-      <w:r>
-        <w:t xml:space="preserve">: </w:t>
-      </w:r>
-      <w:r>
-        <w:t>https://en.wikipedia.org [Wikipedia Server]</w:t>
-      </w:r>
-      <w:r>
-        <w:br/>
-        <w:t xml:space="preserve">* </w:t>
-      </w:r>
-      <w:r>
-        <w:rPr>
-          <w:b/>
-        </w:rPr>
-        <w:t>Download Method</w:t>
-      </w:r>
-      <w:r>
-        <w:t xml:space="preserve">: </w:t>
-      </w:r>
-      <w:r>
-        <w:t>Web Tool: Sejda - HTML to PDF (https://www.sejda.com/html-to-pdf) [convert html to pdf]</w:t>
-      </w:r>
-      <w:r>
-        <w:br/>
-      </w:r>
-      <w:r>
-        <w:t xml:space="preserve">* </w:t>
-      </w:r>
-      <w:r>
-        <w:rPr>
-          <w:b/>
-        </w:rPr>
-        <w:t>Download Format</w:t>
+        <w:t>D</w:t>
+      </w:r>
+      <w:r>
+        <w:t>igital</w:t>
+      </w:r>
+      <w:r>
+        <w:t xml:space="preserve"> </w:t>
+      </w:r>
+      <w:r>
+        <w:br/>
+        <w:t xml:space="preserve">* </w:t>
+      </w:r>
+      <w:r>
+        <w:rPr>
+          <w:b/>
+        </w:rPr>
+        <w:t>Storage Host</w:t>
+      </w:r>
+      <w:r>
+        <w:t>: https://en.wikipedia.org [Wikipedia Server]</w:t>
+      </w:r>
+      <w:r>
+        <w:br/>
+        <w:t xml:space="preserve">* </w:t>
+      </w:r>
+      <w:r>
+        <w:rPr>
+          <w:b/>
+        </w:rPr>
+        <w:t>Acquisition Method</w:t>
+      </w:r>
+      <w:r>
+        <w:t>: Web Tool: Sejda - HTML to PDF (https://www.sejda.com/html-to-pdf) [convert html to pdf]</w:t>
+      </w:r>
+      <w:r>
+        <w:br/>
+        <w:t xml:space="preserve">* </w:t>
+      </w:r>
+      <w:r>
+        <w:rPr>
+          <w:b/>
+        </w:rPr>
+        <w:t>File Format</w:t>
       </w:r>
       <w:r>
         <w:t>: .pdf</w:t>
@@ -387,7 +436,7 @@
         <w:rPr>
           <w:b/>
         </w:rPr>
-        <w:t>Download Quality</w:t>
+        <w:t>Content Quality</w:t>
       </w:r>
       <w:r>
         <w:t>: High</w:t>
@@ -400,69 +449,36 @@
         <w:rPr>
           <w:b/>
         </w:rPr>
-        <w:t>Download Date</w:t>
+        <w:t>Acquisition Date</w:t>
       </w:r>
       <w:r>
         <w:t>: 9/7/2025</w:t>
       </w:r>
       <w:r>
         <w:br/>
-      </w:r>
-      <w:r>
-        <w:t xml:space="preserve">* </w:t>
-      </w:r>
-      <w:r>
-        <w:rPr>
-          <w:b/>
-        </w:rPr>
-        <w:t>Saved Location</w:t>
-      </w:r>
-      <w:r>
-        <w:t xml:space="preserve">: </w:t>
-      </w:r>
-      <w:r>
-        <w:rPr>
-          <w:sz w:val="20"/>
-          <w:szCs w:val="20"/>
-        </w:rPr>
-        <w:t>StorageType: Cloud -&gt; Platform: GitHub -&gt; Account: topicsscience -&gt; Repository: kingdomheartsknowledge -&gt; Path: Knowledge/2-Science/4-Applied science/1-Computing/2-Computer Science/0-Intro to Computer Science/..</w:t>
-      </w:r>
-      <w:r>
-        <w:rPr>
-          <w:sz w:val="20"/>
-          <w:szCs w:val="20"/>
-        </w:rPr>
-        <w:br/>
-      </w:r>
-      <w:r>
-        <w:t xml:space="preserve">* </w:t>
-      </w:r>
-      <w:r>
-        <w:rPr>
-          <w:b/>
-        </w:rPr>
-        <w:t xml:space="preserve">Notes: </w:t>
-      </w:r>
-      <w:r>
-        <w:rPr>
-          <w:sz w:val="20"/>
-          <w:szCs w:val="20"/>
-        </w:rPr>
-        <w:t>Wiki Source -</w:t>
-      </w:r>
-      <w:r>
-        <w:rPr>
-          <w:sz w:val="24"/>
-          <w:szCs w:val="24"/>
-        </w:rPr>
-        <w:t xml:space="preserve"> </w:t>
-      </w:r>
-      <w:r>
-        <w:rPr>
-          <w:sz w:val="20"/>
-          <w:szCs w:val="20"/>
-        </w:rPr>
-        <w:t>[This page was last edited on 30 July 2025, at 14:43 (UTC)]</w:t>
+        <w:t xml:space="preserve">* </w:t>
+      </w:r>
+      <w:r>
+        <w:rPr>
+          <w:b/>
+        </w:rPr>
+        <w:t>Storage Location</w:t>
+      </w:r>
+      <w:r>
+        <w:t>: StorageType: Cloud -&gt; Platform: GitHub -&gt; Account: topicsscience -&gt; Repository: kingdomheartsknowledge -&gt; Path: Knowledge/2-Science/4-Applied science/1-Computing/2-Computer Science/0-Intro to Computer Science/..</w:t>
+      </w:r>
+      <w:r>
+        <w:br/>
+        <w:t xml:space="preserve">* </w:t>
+      </w:r>
+      <w:r>
+        <w:rPr>
+          <w:b/>
+        </w:rPr>
+        <w:t>Notes</w:t>
+      </w:r>
+      <w:r>
+        <w:t>: Wiki Source - [This page was last edited on 30 July 2025, at 14:43 (UTC)]</w:t>
       </w:r>
     </w:p>
     <w:p>
@@ -486,26 +502,45 @@
         <w:rPr>
           <w:b/>
         </w:rPr>
-        <w:t>* Download Name</w:t>
-      </w:r>
-      <w:r>
-        <w:t>: [en_wikipedia_org_wiki_Output_device.pdf -&gt; Output device.pdf] [</w:t>
-      </w:r>
-      <w:r>
-        <w:t>Wiki Source - Output device</w:t>
-      </w:r>
-      <w:r>
-        <w:t>]</w:t>
-      </w:r>
-      <w:r>
-        <w:br/>
-        <w:t xml:space="preserve">* </w:t>
-      </w:r>
-      <w:r>
-        <w:rPr>
-          <w:b/>
-        </w:rPr>
-        <w:t>Download Type</w:t>
+        <w:lastRenderedPageBreak/>
+        <w:t xml:space="preserve">* Source ID: </w:t>
+      </w:r>
+      <w:r>
+        <w:rPr>
+          <w:bCs/>
+        </w:rPr>
+        <w:t>20</w:t>
+      </w:r>
+      <w:r>
+        <w:rPr>
+          <w:bCs/>
+        </w:rPr>
+        <w:t>3</w:t>
+      </w:r>
+      <w:r>
+        <w:br/>
+      </w:r>
+      <w:r>
+        <w:t xml:space="preserve">* </w:t>
+      </w:r>
+      <w:r>
+        <w:rPr>
+          <w:b/>
+        </w:rPr>
+        <w:t>Content Title</w:t>
+      </w:r>
+      <w:r>
+        <w:t>: [en_wikipedia_org_wiki_Output_device.pdf -&gt; Output device.pdf] [Wiki Source - Output device]</w:t>
+      </w:r>
+      <w:r>
+        <w:br/>
+        <w:t xml:space="preserve">* </w:t>
+      </w:r>
+      <w:r>
+        <w:rPr>
+          <w:b/>
+        </w:rPr>
+        <w:t>Content Type</w:t>
       </w:r>
       <w:r>
         <w:t>: Document</w:t>
@@ -518,21 +553,18 @@
         <w:rPr>
           <w:b/>
         </w:rPr>
-        <w:t>Source Type</w:t>
+        <w:t>Domain</w:t>
       </w:r>
       <w:r>
         <w:t>: Educational</w:t>
       </w:r>
       <w:r>
         <w:br/>
-      </w:r>
-      <w:r>
-        <w:t xml:space="preserve">* </w:t>
-      </w:r>
-      <w:r>
-        <w:rPr>
-          <w:b/>
-          <w:bCs/>
+        <w:t xml:space="preserve">* </w:t>
+      </w:r>
+      <w:r>
+        <w:rPr>
+          <w:b/>
         </w:rPr>
         <w:t>Source Platform</w:t>
       </w:r>
@@ -547,72 +579,96 @@
         <w:rPr>
           <w:b/>
         </w:rPr>
-        <w:t>Download Source</w:t>
+        <w:t>Source Reference</w:t>
       </w:r>
       <w:r>
         <w:t xml:space="preserve">: </w:t>
       </w:r>
-      <w:hyperlink r:id="rId7">
+      <w:hyperlink r:id="rId7" w:history="1">
         <w:r>
           <w:rPr>
-            <w:color w:val="1155CC"/>
-            <w:u w:val="single"/>
+            <w:rStyle w:val="Hyperlink"/>
           </w:rPr>
           <w:t>https://en.wikipedia.org/wiki/Output_device</w:t>
         </w:r>
       </w:hyperlink>
       <w:r>
+        <w:br/>
+      </w:r>
+      <w:r>
+        <w:t xml:space="preserve">* </w:t>
+      </w:r>
+      <w:r>
+        <w:rPr>
+          <w:b/>
+          <w:bCs/>
+        </w:rPr>
+        <w:t>Source Type</w:t>
+      </w:r>
+      <w:r>
+        <w:t xml:space="preserve">: </w:t>
+      </w:r>
+      <w:r>
+        <w:t xml:space="preserve">Converted </w:t>
+      </w:r>
+      <w:r>
+        <w:br/>
+        <w:t xml:space="preserve">* </w:t>
+      </w:r>
+      <w:r>
+        <w:rPr>
+          <w:b/>
+          <w:bCs/>
+        </w:rPr>
+        <w:t>Source Nature:</w:t>
+      </w:r>
+      <w:r>
+        <w:t xml:space="preserve"> </w:t>
+      </w:r>
+      <w:r>
+        <w:t>D</w:t>
+      </w:r>
+      <w:r>
+        <w:t>igital</w:t>
+      </w:r>
+      <w:r>
         <w:t xml:space="preserve">  </w:t>
       </w:r>
       <w:r>
         <w:br/>
-      </w:r>
-      <w:r>
-        <w:t xml:space="preserve">* </w:t>
-      </w:r>
-      <w:r>
-        <w:rPr>
-          <w:b/>
-          <w:bCs/>
-        </w:rPr>
-        <w:t>Download Server / Mirror</w:t>
-      </w:r>
-      <w:r>
-        <w:t xml:space="preserve">: </w:t>
-      </w:r>
-      <w:r>
-        <w:t>https://en.wikipedia.org [Wikipedia Server]</w:t>
-      </w:r>
-      <w:r>
-        <w:br/>
-      </w:r>
-      <w:r>
-        <w:lastRenderedPageBreak/>
-        <w:t xml:space="preserve">* </w:t>
-      </w:r>
-      <w:r>
-        <w:rPr>
-          <w:b/>
-        </w:rPr>
-        <w:t>Download Method</w:t>
-      </w:r>
-      <w:r>
-        <w:t xml:space="preserve">: </w:t>
-      </w:r>
-      <w:r>
-        <w:t>Web Tool: Sejda - HTML to PDF (https://www.sejda.com/html-to-pdf) [convert html to pdf]</w:t>
-      </w:r>
-      <w:r>
-        <w:br/>
-      </w:r>
-      <w:r>
-        <w:t xml:space="preserve">* </w:t>
-      </w:r>
-      <w:r>
-        <w:rPr>
-          <w:b/>
-        </w:rPr>
-        <w:t>Download Format</w:t>
+        <w:t xml:space="preserve">* </w:t>
+      </w:r>
+      <w:r>
+        <w:rPr>
+          <w:b/>
+        </w:rPr>
+        <w:t>Storage Host</w:t>
+      </w:r>
+      <w:r>
+        <w:t>: https://en.wikipedia.org [Wikipedia Server]</w:t>
+      </w:r>
+      <w:r>
+        <w:br/>
+        <w:t xml:space="preserve">* </w:t>
+      </w:r>
+      <w:r>
+        <w:rPr>
+          <w:b/>
+        </w:rPr>
+        <w:t>Acquisition Method</w:t>
+      </w:r>
+      <w:r>
+        <w:t>: Web Tool: Sejda - HTML to PDF (https://www.sejda.com/html-to-pdf) [convert html to pdf]</w:t>
+      </w:r>
+      <w:r>
+        <w:br/>
+        <w:t xml:space="preserve">* </w:t>
+      </w:r>
+      <w:r>
+        <w:rPr>
+          <w:b/>
+        </w:rPr>
+        <w:t>File Format</w:t>
       </w:r>
       <w:r>
         <w:t>: .pdf</w:t>
@@ -625,7 +681,7 @@
         <w:rPr>
           <w:b/>
         </w:rPr>
-        <w:t>Download Quality</w:t>
+        <w:t>Content Quality</w:t>
       </w:r>
       <w:r>
         <w:t>: High</w:t>
@@ -638,69 +694,36 @@
         <w:rPr>
           <w:b/>
         </w:rPr>
-        <w:t>Download Date</w:t>
+        <w:t>Acquisition Date</w:t>
       </w:r>
       <w:r>
         <w:t>: 9/7/2025</w:t>
       </w:r>
       <w:r>
         <w:br/>
-      </w:r>
-      <w:r>
-        <w:t xml:space="preserve">* </w:t>
-      </w:r>
-      <w:r>
-        <w:rPr>
-          <w:b/>
-        </w:rPr>
-        <w:t>Saved Location</w:t>
-      </w:r>
-      <w:r>
-        <w:t xml:space="preserve">: </w:t>
-      </w:r>
-      <w:r>
-        <w:rPr>
-          <w:sz w:val="20"/>
-          <w:szCs w:val="20"/>
-        </w:rPr>
-        <w:t>StorageType: Cloud -&gt; Platform: GitHub -&gt; Account: topicsscience -&gt; Repository: kingdomheartsknowledge -&gt; Path: Knowledge/2-Science/4-Applied science/1-Computing/2-Computer Science/0-Intro to Computer Science/..</w:t>
-      </w:r>
-      <w:r>
-        <w:rPr>
-          <w:sz w:val="20"/>
-          <w:szCs w:val="20"/>
-        </w:rPr>
-        <w:br/>
-      </w:r>
-      <w:r>
-        <w:t xml:space="preserve">* </w:t>
-      </w:r>
-      <w:r>
-        <w:rPr>
-          <w:b/>
-        </w:rPr>
-        <w:t xml:space="preserve">Notes: </w:t>
-      </w:r>
-      <w:r>
-        <w:rPr>
-          <w:sz w:val="20"/>
-          <w:szCs w:val="20"/>
-        </w:rPr>
-        <w:t>Wiki Source -</w:t>
-      </w:r>
-      <w:r>
-        <w:rPr>
-          <w:sz w:val="24"/>
-          <w:szCs w:val="24"/>
-        </w:rPr>
-        <w:t xml:space="preserve"> </w:t>
-      </w:r>
-      <w:r>
-        <w:rPr>
-          <w:sz w:val="20"/>
-          <w:szCs w:val="20"/>
-        </w:rPr>
-        <w:t>[This page was last edited on 1 September 2025, at 09:24 (UTC)]</w:t>
+        <w:t xml:space="preserve">* </w:t>
+      </w:r>
+      <w:r>
+        <w:rPr>
+          <w:b/>
+        </w:rPr>
+        <w:t>Storage Location</w:t>
+      </w:r>
+      <w:r>
+        <w:t>: StorageType: Cloud -&gt; Platform: GitHub -&gt; Account: topicsscience -&gt; Repository: kingdomheartsknowledge -&gt; Path: Knowledge/2-Science/4-Applied science/1-Computing/2-Computer Science/0-Intro to Computer Science/..</w:t>
+      </w:r>
+      <w:r>
+        <w:br/>
+        <w:t xml:space="preserve">* </w:t>
+      </w:r>
+      <w:r>
+        <w:rPr>
+          <w:b/>
+        </w:rPr>
+        <w:t>Notes</w:t>
+      </w:r>
+      <w:r>
+        <w:t>: Wiki Source - [This page was last edited on 1 September 2025, at 09:24 (UTC)]</w:t>
       </w:r>
     </w:p>
     <w:p>
@@ -724,26 +747,44 @@
         <w:rPr>
           <w:b/>
         </w:rPr>
-        <w:t>* Download Name</w:t>
-      </w:r>
-      <w:r>
-        <w:t>: [en_wikipedia_org_wiki_Data_storage.pdf -&gt; Data storage.pdf] [</w:t>
-      </w:r>
-      <w:r>
-        <w:t>Wiki Source - Data storage</w:t>
-      </w:r>
-      <w:r>
-        <w:t>]</w:t>
-      </w:r>
-      <w:r>
-        <w:br/>
-        <w:t xml:space="preserve">* </w:t>
-      </w:r>
-      <w:r>
-        <w:rPr>
-          <w:b/>
-        </w:rPr>
-        <w:t>Download Type</w:t>
+        <w:t xml:space="preserve">* Source ID: </w:t>
+      </w:r>
+      <w:r>
+        <w:rPr>
+          <w:bCs/>
+        </w:rPr>
+        <w:t>20</w:t>
+      </w:r>
+      <w:r>
+        <w:rPr>
+          <w:bCs/>
+        </w:rPr>
+        <w:t>4</w:t>
+      </w:r>
+      <w:r>
+        <w:br/>
+      </w:r>
+      <w:r>
+        <w:t xml:space="preserve">* </w:t>
+      </w:r>
+      <w:r>
+        <w:rPr>
+          <w:b/>
+        </w:rPr>
+        <w:t>Content Title</w:t>
+      </w:r>
+      <w:r>
+        <w:t>: [en_wikipedia_org_wiki_Data_storage.pdf -&gt; Data storage.pdf] [Wiki Source - Data storage]</w:t>
+      </w:r>
+      <w:r>
+        <w:br/>
+        <w:t xml:space="preserve">* </w:t>
+      </w:r>
+      <w:r>
+        <w:rPr>
+          <w:b/>
+        </w:rPr>
+        <w:t>Content Type</w:t>
       </w:r>
       <w:r>
         <w:t>: Document</w:t>
@@ -756,21 +797,18 @@
         <w:rPr>
           <w:b/>
         </w:rPr>
-        <w:t>Source Type</w:t>
+        <w:t>Domain</w:t>
       </w:r>
       <w:r>
         <w:t>: Educational</w:t>
       </w:r>
       <w:r>
         <w:br/>
-      </w:r>
-      <w:r>
-        <w:t xml:space="preserve">* </w:t>
-      </w:r>
-      <w:r>
-        <w:rPr>
-          <w:b/>
-          <w:bCs/>
+        <w:t xml:space="preserve">* </w:t>
+      </w:r>
+      <w:r>
+        <w:rPr>
+          <w:b/>
         </w:rPr>
         <w:t>Source Platform</w:t>
       </w:r>
@@ -785,69 +823,96 @@
         <w:rPr>
           <w:b/>
         </w:rPr>
-        <w:t>Download Source</w:t>
+        <w:t>Source Reference</w:t>
       </w:r>
       <w:r>
         <w:t xml:space="preserve">: </w:t>
       </w:r>
-      <w:hyperlink r:id="rId8">
+      <w:hyperlink r:id="rId8" w:history="1">
         <w:r>
           <w:rPr>
-            <w:color w:val="1155CC"/>
-            <w:u w:val="single"/>
+            <w:rStyle w:val="Hyperlink"/>
           </w:rPr>
           <w:t>https://en.wikipedia.org/wiki/Data_storage</w:t>
         </w:r>
       </w:hyperlink>
       <w:r>
+        <w:br/>
+      </w:r>
+      <w:r>
+        <w:t xml:space="preserve">* </w:t>
+      </w:r>
+      <w:r>
+        <w:rPr>
+          <w:b/>
+          <w:bCs/>
+        </w:rPr>
+        <w:t>Source Type</w:t>
+      </w:r>
+      <w:r>
+        <w:t xml:space="preserve">: </w:t>
+      </w:r>
+      <w:r>
+        <w:t xml:space="preserve">Converted </w:t>
+      </w:r>
+      <w:r>
+        <w:br/>
+        <w:t xml:space="preserve">* </w:t>
+      </w:r>
+      <w:r>
+        <w:rPr>
+          <w:b/>
+          <w:bCs/>
+        </w:rPr>
+        <w:t>Source Nature:</w:t>
+      </w:r>
+      <w:r>
+        <w:t xml:space="preserve"> </w:t>
+      </w:r>
+      <w:r>
+        <w:t>D</w:t>
+      </w:r>
+      <w:r>
+        <w:t>igital</w:t>
+      </w:r>
+      <w:r>
         <w:t xml:space="preserve">   </w:t>
       </w:r>
       <w:r>
         <w:br/>
-      </w:r>
-      <w:r>
-        <w:t xml:space="preserve">* </w:t>
-      </w:r>
-      <w:r>
-        <w:rPr>
-          <w:b/>
-          <w:bCs/>
-        </w:rPr>
-        <w:t>Download Server / Mirror</w:t>
-      </w:r>
-      <w:r>
-        <w:t xml:space="preserve">: </w:t>
-      </w:r>
-      <w:r>
-        <w:t>https://en.wikipedia.org [Wikipedia Server]</w:t>
-      </w:r>
-      <w:r>
-        <w:br/>
-        <w:t xml:space="preserve">* </w:t>
-      </w:r>
-      <w:r>
-        <w:rPr>
-          <w:b/>
-        </w:rPr>
-        <w:t>Download Method</w:t>
-      </w:r>
-      <w:r>
-        <w:t xml:space="preserve">: </w:t>
-      </w:r>
-      <w:r>
-        <w:t>Web Tool: Sejda - HTML to PDF (https://www.sejda.com/html-to-pdf) [convert html to pdf]</w:t>
-      </w:r>
-      <w:r>
-        <w:br/>
-      </w:r>
-      <w:r>
-        <w:t xml:space="preserve">* </w:t>
-      </w:r>
-      <w:r>
-        <w:rPr>
-          <w:b/>
-        </w:rPr>
-        <w:t>Download Format</w:t>
+        <w:t xml:space="preserve">* </w:t>
+      </w:r>
+      <w:r>
+        <w:rPr>
+          <w:b/>
+        </w:rPr>
+        <w:t>Storage Host</w:t>
+      </w:r>
+      <w:r>
+        <w:t>: https://en.wikipedia.org [Wikipedia Server]</w:t>
+      </w:r>
+      <w:r>
+        <w:br/>
+        <w:t xml:space="preserve">* </w:t>
+      </w:r>
+      <w:r>
+        <w:rPr>
+          <w:b/>
+        </w:rPr>
+        <w:t>Acquisition Method</w:t>
+      </w:r>
+      <w:r>
+        <w:t>: Web Tool: Sejda - HTML to PDF (https://www.sejda.com/html-to-pdf) [convert html to pdf]</w:t>
+      </w:r>
+      <w:r>
+        <w:br/>
+        <w:t xml:space="preserve">* </w:t>
+      </w:r>
+      <w:r>
+        <w:rPr>
+          <w:b/>
+        </w:rPr>
+        <w:t>File Format</w:t>
       </w:r>
       <w:r>
         <w:t>: .pdf</w:t>
@@ -860,7 +925,7 @@
         <w:rPr>
           <w:b/>
         </w:rPr>
-        <w:t>Download Quality</w:t>
+        <w:t>Content Quality</w:t>
       </w:r>
       <w:r>
         <w:t>: High</w:t>
@@ -873,69 +938,36 @@
         <w:rPr>
           <w:b/>
         </w:rPr>
-        <w:t>Download Date</w:t>
+        <w:t>Acquisition Date</w:t>
       </w:r>
       <w:r>
         <w:t>: 9/7/2025</w:t>
       </w:r>
       <w:r>
         <w:br/>
-      </w:r>
-      <w:r>
-        <w:t xml:space="preserve">* </w:t>
-      </w:r>
-      <w:r>
-        <w:rPr>
-          <w:b/>
-        </w:rPr>
-        <w:t>Saved Location</w:t>
-      </w:r>
-      <w:r>
-        <w:t xml:space="preserve">: </w:t>
-      </w:r>
-      <w:r>
-        <w:rPr>
-          <w:sz w:val="20"/>
-          <w:szCs w:val="20"/>
-        </w:rPr>
-        <w:t>StorageType: Cloud -&gt; Platform: GitHub -&gt; Account: topicsscience -&gt; Repository: kingdomheartsknowledge -&gt; Path: Knowledge/2-Science/4-Applied science/1-Computing/2-Computer Science/0-Intro to Computer Science/..</w:t>
-      </w:r>
-      <w:r>
-        <w:rPr>
-          <w:sz w:val="20"/>
-          <w:szCs w:val="20"/>
-        </w:rPr>
-        <w:br/>
-      </w:r>
-      <w:r>
-        <w:t xml:space="preserve">* </w:t>
-      </w:r>
-      <w:r>
-        <w:rPr>
-          <w:b/>
-        </w:rPr>
-        <w:t xml:space="preserve">Notes: </w:t>
-      </w:r>
-      <w:r>
-        <w:rPr>
-          <w:sz w:val="20"/>
-          <w:szCs w:val="20"/>
-        </w:rPr>
-        <w:t>Wiki Source -</w:t>
-      </w:r>
-      <w:r>
-        <w:rPr>
-          <w:sz w:val="24"/>
-          <w:szCs w:val="24"/>
-        </w:rPr>
-        <w:t xml:space="preserve"> </w:t>
-      </w:r>
-      <w:r>
-        <w:rPr>
-          <w:sz w:val="20"/>
-          <w:szCs w:val="20"/>
-        </w:rPr>
-        <w:t>[This page was last edited on 31 August 2025, at 16:33 (UTC)]</w:t>
+        <w:t xml:space="preserve">* </w:t>
+      </w:r>
+      <w:r>
+        <w:rPr>
+          <w:b/>
+        </w:rPr>
+        <w:t>Storage Location</w:t>
+      </w:r>
+      <w:r>
+        <w:t>: StorageType: Cloud -&gt; Platform: GitHub -&gt; Account: topicsscience -&gt; Repository: kingdomheartsknowledge -&gt; Path: Knowledge/2-Science/4-Applied science/1-Computing/2-Computer Science/0-Intro to Computer Science/..</w:t>
+      </w:r>
+      <w:r>
+        <w:br/>
+        <w:t xml:space="preserve">* </w:t>
+      </w:r>
+      <w:r>
+        <w:rPr>
+          <w:b/>
+        </w:rPr>
+        <w:t>Notes</w:t>
+      </w:r>
+      <w:r>
+        <w:t>: Wiki Source - [This page was last edited on 31 August 2025, at 16:33 (UTC)]</w:t>
       </w:r>
     </w:p>
     <w:p>
@@ -959,26 +991,45 @@
         <w:rPr>
           <w:b/>
         </w:rPr>
-        <w:t>* Download Name</w:t>
-      </w:r>
-      <w:r>
-        <w:t>: [en_wikipedia_org_wiki_Computer_data_storage.pdf -&gt; Computer data storage.pdf] [</w:t>
-      </w:r>
-      <w:r>
-        <w:t>Wiki Source - Computer data storage</w:t>
-      </w:r>
-      <w:r>
-        <w:t>]</w:t>
-      </w:r>
-      <w:r>
-        <w:br/>
-        <w:t xml:space="preserve">* </w:t>
-      </w:r>
-      <w:r>
-        <w:rPr>
-          <w:b/>
-        </w:rPr>
-        <w:t>Download Type</w:t>
+        <w:lastRenderedPageBreak/>
+        <w:t xml:space="preserve">* Source ID: </w:t>
+      </w:r>
+      <w:r>
+        <w:rPr>
+          <w:bCs/>
+        </w:rPr>
+        <w:t>20</w:t>
+      </w:r>
+      <w:r>
+        <w:rPr>
+          <w:bCs/>
+        </w:rPr>
+        <w:t>5</w:t>
+      </w:r>
+      <w:r>
+        <w:br/>
+      </w:r>
+      <w:r>
+        <w:t xml:space="preserve">* </w:t>
+      </w:r>
+      <w:r>
+        <w:rPr>
+          <w:b/>
+        </w:rPr>
+        <w:t>Content Title</w:t>
+      </w:r>
+      <w:r>
+        <w:t>: [en_wikipedia_org_wiki_Computer_data_storage.pdf -&gt; Computer data storage.pdf] [Wiki Source - Computer data storage]</w:t>
+      </w:r>
+      <w:r>
+        <w:br/>
+        <w:t xml:space="preserve">* </w:t>
+      </w:r>
+      <w:r>
+        <w:rPr>
+          <w:b/>
+        </w:rPr>
+        <w:t>Content Type</w:t>
       </w:r>
       <w:r>
         <w:t>: Document</w:t>
@@ -991,21 +1042,18 @@
         <w:rPr>
           <w:b/>
         </w:rPr>
-        <w:t>Source Type</w:t>
+        <w:t>Domain</w:t>
       </w:r>
       <w:r>
         <w:t>: Educational</w:t>
       </w:r>
       <w:r>
         <w:br/>
-      </w:r>
-      <w:r>
-        <w:t xml:space="preserve">* </w:t>
-      </w:r>
-      <w:r>
-        <w:rPr>
-          <w:b/>
-          <w:bCs/>
+        <w:t xml:space="preserve">* </w:t>
+      </w:r>
+      <w:r>
+        <w:rPr>
+          <w:b/>
         </w:rPr>
         <w:t>Source Platform</w:t>
       </w:r>
@@ -1020,16 +1068,15 @@
         <w:rPr>
           <w:b/>
         </w:rPr>
-        <w:t>Download Source</w:t>
+        <w:t>Source Reference</w:t>
       </w:r>
       <w:r>
         <w:t xml:space="preserve">: </w:t>
       </w:r>
-      <w:hyperlink r:id="rId9">
+      <w:hyperlink r:id="rId9" w:history="1">
         <w:r>
           <w:rPr>
-            <w:color w:val="1155CC"/>
-            <w:u w:val="single"/>
+            <w:rStyle w:val="Hyperlink"/>
           </w:rPr>
           <w:t>https://en.wikipedia.org/wiki/Computer_data_storage</w:t>
         </w:r>
@@ -1045,41 +1092,69 @@
           <w:b/>
           <w:bCs/>
         </w:rPr>
-        <w:t>Download Server / Mirror</w:t>
+        <w:t>Source Type</w:t>
       </w:r>
       <w:r>
         <w:t xml:space="preserve">: </w:t>
       </w:r>
       <w:r>
-        <w:t>https://en.wikipedia.org [Wikipedia Server]</w:t>
-      </w:r>
-      <w:r>
-        <w:br/>
-        <w:t xml:space="preserve">* </w:t>
-      </w:r>
-      <w:r>
-        <w:rPr>
-          <w:b/>
-        </w:rPr>
-        <w:t>Download Method</w:t>
-      </w:r>
-      <w:r>
-        <w:t xml:space="preserve">: </w:t>
-      </w:r>
-      <w:r>
-        <w:t>Web Tool: Sejda - HTML to PDF (https://www.sejda.com/html-to-pdf) [convert html to pdf]</w:t>
-      </w:r>
-      <w:r>
-        <w:br/>
-      </w:r>
-      <w:r>
-        <w:t xml:space="preserve">* </w:t>
-      </w:r>
-      <w:r>
-        <w:rPr>
-          <w:b/>
-        </w:rPr>
-        <w:t>Download Format</w:t>
+        <w:t xml:space="preserve">Converted </w:t>
+      </w:r>
+      <w:r>
+        <w:br/>
+        <w:t xml:space="preserve">* </w:t>
+      </w:r>
+      <w:r>
+        <w:rPr>
+          <w:b/>
+          <w:bCs/>
+        </w:rPr>
+        <w:t>Source Nature:</w:t>
+      </w:r>
+      <w:r>
+        <w:t xml:space="preserve"> </w:t>
+      </w:r>
+      <w:r>
+        <w:t>D</w:t>
+      </w:r>
+      <w:r>
+        <w:t>igital</w:t>
+      </w:r>
+      <w:r>
+        <w:br/>
+        <w:t xml:space="preserve">* </w:t>
+      </w:r>
+      <w:r>
+        <w:rPr>
+          <w:b/>
+        </w:rPr>
+        <w:t>Storage Host</w:t>
+      </w:r>
+      <w:r>
+        <w:t>: https://en.wikipedia.org [Wikipedia Server]</w:t>
+      </w:r>
+      <w:r>
+        <w:br/>
+        <w:t xml:space="preserve">* </w:t>
+      </w:r>
+      <w:r>
+        <w:rPr>
+          <w:b/>
+        </w:rPr>
+        <w:t>Acquisition Method</w:t>
+      </w:r>
+      <w:r>
+        <w:t>: Web Tool: Sejda - HTML to PDF (https://www.sejda.com/html-to-pdf) [convert html to pdf]</w:t>
+      </w:r>
+      <w:r>
+        <w:br/>
+        <w:t xml:space="preserve">* </w:t>
+      </w:r>
+      <w:r>
+        <w:rPr>
+          <w:b/>
+        </w:rPr>
+        <w:t>File Format</w:t>
       </w:r>
       <w:r>
         <w:t>: .pdf</w:t>
@@ -1092,7 +1167,7 @@
         <w:rPr>
           <w:b/>
         </w:rPr>
-        <w:t>Download Quality</w:t>
+        <w:t>Content Quality</w:t>
       </w:r>
       <w:r>
         <w:t>: High</w:t>
@@ -1105,77 +1180,36 @@
         <w:rPr>
           <w:b/>
         </w:rPr>
-        <w:t>Download Date</w:t>
+        <w:t>Acquisition Date</w:t>
       </w:r>
       <w:r>
         <w:t>: 9/7/2025</w:t>
       </w:r>
       <w:r>
         <w:br/>
-      </w:r>
-      <w:r>
-        <w:t xml:space="preserve">* </w:t>
-      </w:r>
-      <w:r>
-        <w:rPr>
-          <w:b/>
-        </w:rPr>
-        <w:t>Saved Location</w:t>
-      </w:r>
-      <w:r>
-        <w:t xml:space="preserve">: </w:t>
-      </w:r>
-      <w:r>
-        <w:rPr>
-          <w:sz w:val="20"/>
-          <w:szCs w:val="20"/>
-        </w:rPr>
-        <w:t>StorageType: Cloud -&gt; Platform: GitHub -&gt; Account: topicsscience -&gt; Repository: kingdomheartsknowledge -&gt; Path: Knowledge/2-Science/4-Applied science/1-</w:t>
-      </w:r>
-      <w:r>
-        <w:rPr>
-          <w:sz w:val="20"/>
-          <w:szCs w:val="20"/>
-        </w:rPr>
-        <w:lastRenderedPageBreak/>
-        <w:t>Computing/2-Computer Science/0-Intro to Computer Science/..</w:t>
-      </w:r>
-      <w:r>
-        <w:rPr>
-          <w:sz w:val="20"/>
-          <w:szCs w:val="20"/>
-        </w:rPr>
-        <w:br/>
-      </w:r>
-      <w:r>
-        <w:t xml:space="preserve">* </w:t>
-      </w:r>
-      <w:r>
-        <w:rPr>
-          <w:b/>
-        </w:rPr>
-        <w:t xml:space="preserve">Notes: </w:t>
-      </w:r>
-      <w:r>
-        <w:rPr>
-          <w:sz w:val="20"/>
-          <w:szCs w:val="20"/>
-        </w:rPr>
-        <w:t>Wiki Source -</w:t>
-      </w:r>
-      <w:r>
-        <w:rPr>
-          <w:sz w:val="24"/>
-          <w:szCs w:val="24"/>
-        </w:rPr>
-        <w:t xml:space="preserve"> </w:t>
-      </w:r>
-      <w:r>
-        <w:rPr>
-          <w:sz w:val="20"/>
-          <w:szCs w:val="20"/>
-        </w:rPr>
-        <w:t>[This page was last edited on 5 September 2025, at 02:35 (UTC)]</w:t>
+        <w:t xml:space="preserve">* </w:t>
+      </w:r>
+      <w:r>
+        <w:rPr>
+          <w:b/>
+        </w:rPr>
+        <w:t>Storage Location</w:t>
+      </w:r>
+      <w:r>
+        <w:t>: StorageType: Cloud -&gt; Platform: GitHub -&gt; Account: topicsscience -&gt; Repository: kingdomheartsknowledge -&gt; Path: Knowledge/2-Science/4-Applied science/1-Computing/2-Computer Science/0-Intro to Computer Science/..</w:t>
+      </w:r>
+      <w:r>
+        <w:br/>
+        <w:t xml:space="preserve">* </w:t>
+      </w:r>
+      <w:r>
+        <w:rPr>
+          <w:b/>
+        </w:rPr>
+        <w:t>Notes</w:t>
+      </w:r>
+      <w:r>
+        <w:t>: Wiki Source - [This page was last edited on 5 September 2025, at 02:35 (UTC)]</w:t>
       </w:r>
     </w:p>
     <w:p>
@@ -1199,26 +1233,44 @@
         <w:rPr>
           <w:b/>
         </w:rPr>
-        <w:t>* Download Name</w:t>
-      </w:r>
-      <w:r>
-        <w:t>: [en_wikipedia_org_wiki_Software.pdf -&gt; Software.pdf] [</w:t>
-      </w:r>
-      <w:r>
-        <w:t>Wiki Source - Software</w:t>
-      </w:r>
-      <w:r>
-        <w:t>]</w:t>
-      </w:r>
-      <w:r>
-        <w:br/>
-        <w:t xml:space="preserve">* </w:t>
-      </w:r>
-      <w:r>
-        <w:rPr>
-          <w:b/>
-        </w:rPr>
-        <w:t>Download Type</w:t>
+        <w:t xml:space="preserve">* Source ID: </w:t>
+      </w:r>
+      <w:r>
+        <w:rPr>
+          <w:bCs/>
+        </w:rPr>
+        <w:t>20</w:t>
+      </w:r>
+      <w:r>
+        <w:rPr>
+          <w:bCs/>
+        </w:rPr>
+        <w:t>6</w:t>
+      </w:r>
+      <w:r>
+        <w:br/>
+      </w:r>
+      <w:r>
+        <w:t xml:space="preserve">* </w:t>
+      </w:r>
+      <w:r>
+        <w:rPr>
+          <w:b/>
+        </w:rPr>
+        <w:t>Content Title</w:t>
+      </w:r>
+      <w:r>
+        <w:t>: [en_wikipedia_org_wiki_Software.pdf -&gt; Software.pdf] [Wiki Source - Software]</w:t>
+      </w:r>
+      <w:r>
+        <w:br/>
+        <w:t xml:space="preserve">* </w:t>
+      </w:r>
+      <w:r>
+        <w:rPr>
+          <w:b/>
+        </w:rPr>
+        <w:t>Content Type</w:t>
       </w:r>
       <w:r>
         <w:t>: Document</w:t>
@@ -1231,21 +1283,18 @@
         <w:rPr>
           <w:b/>
         </w:rPr>
-        <w:t>Source Type</w:t>
+        <w:t>Domain</w:t>
       </w:r>
       <w:r>
         <w:t>: Educational</w:t>
       </w:r>
       <w:r>
         <w:br/>
-      </w:r>
-      <w:r>
-        <w:t xml:space="preserve">* </w:t>
-      </w:r>
-      <w:r>
-        <w:rPr>
-          <w:b/>
-          <w:bCs/>
+        <w:t xml:space="preserve">* </w:t>
+      </w:r>
+      <w:r>
+        <w:rPr>
+          <w:b/>
         </w:rPr>
         <w:t>Source Platform</w:t>
       </w:r>
@@ -1260,69 +1309,96 @@
         <w:rPr>
           <w:b/>
         </w:rPr>
-        <w:t>Download Source</w:t>
+        <w:t>Source Reference</w:t>
       </w:r>
       <w:r>
         <w:t xml:space="preserve">: </w:t>
       </w:r>
-      <w:hyperlink r:id="rId10">
+      <w:hyperlink r:id="rId10" w:history="1">
         <w:r>
           <w:rPr>
-            <w:color w:val="1155CC"/>
-            <w:u w:val="single"/>
+            <w:rStyle w:val="Hyperlink"/>
           </w:rPr>
           <w:t>https://en.wikipedia.org/wiki/Software</w:t>
         </w:r>
       </w:hyperlink>
       <w:r>
+        <w:br/>
+      </w:r>
+      <w:r>
+        <w:t xml:space="preserve">* </w:t>
+      </w:r>
+      <w:r>
+        <w:rPr>
+          <w:b/>
+          <w:bCs/>
+        </w:rPr>
+        <w:t>Source Type</w:t>
+      </w:r>
+      <w:r>
+        <w:t xml:space="preserve">: </w:t>
+      </w:r>
+      <w:r>
+        <w:t xml:space="preserve">Converted </w:t>
+      </w:r>
+      <w:r>
+        <w:br/>
+        <w:t xml:space="preserve">* </w:t>
+      </w:r>
+      <w:r>
+        <w:rPr>
+          <w:b/>
+          <w:bCs/>
+        </w:rPr>
+        <w:t>Source Nature:</w:t>
+      </w:r>
+      <w:r>
         <w:t xml:space="preserve"> </w:t>
       </w:r>
       <w:r>
-        <w:br/>
-      </w:r>
-      <w:r>
-        <w:t xml:space="preserve">* </w:t>
-      </w:r>
-      <w:r>
-        <w:rPr>
-          <w:b/>
-          <w:bCs/>
-        </w:rPr>
-        <w:t>Download Server / Mirror</w:t>
-      </w:r>
-      <w:r>
-        <w:t xml:space="preserve">: </w:t>
-      </w:r>
-      <w:r>
-        <w:t>https://en.wikipedia.org [Wikipedia Server]</w:t>
-      </w:r>
-      <w:r>
-        <w:br/>
-        <w:t xml:space="preserve">* </w:t>
-      </w:r>
-      <w:r>
-        <w:rPr>
-          <w:b/>
-        </w:rPr>
-        <w:t>Download Method</w:t>
-      </w:r>
-      <w:r>
-        <w:t xml:space="preserve">: </w:t>
-      </w:r>
-      <w:r>
-        <w:t>Web Tool: Sejda - HTML to PDF (https://www.sejda.com/html-to-pdf) [convert html to pdf]</w:t>
-      </w:r>
-      <w:r>
-        <w:br/>
-      </w:r>
-      <w:r>
-        <w:t xml:space="preserve">* </w:t>
-      </w:r>
-      <w:r>
-        <w:rPr>
-          <w:b/>
-        </w:rPr>
-        <w:t>Download Format</w:t>
+        <w:t>D</w:t>
+      </w:r>
+      <w:r>
+        <w:t>igital</w:t>
+      </w:r>
+      <w:r>
+        <w:t xml:space="preserve"> </w:t>
+      </w:r>
+      <w:r>
+        <w:br/>
+        <w:t xml:space="preserve">* </w:t>
+      </w:r>
+      <w:r>
+        <w:rPr>
+          <w:b/>
+        </w:rPr>
+        <w:t>Storage Host</w:t>
+      </w:r>
+      <w:r>
+        <w:t>: https://en.wikipedia.org [Wikipedia Server]</w:t>
+      </w:r>
+      <w:r>
+        <w:br/>
+        <w:t xml:space="preserve">* </w:t>
+      </w:r>
+      <w:r>
+        <w:rPr>
+          <w:b/>
+        </w:rPr>
+        <w:t>Acquisition Method</w:t>
+      </w:r>
+      <w:r>
+        <w:t>: Web Tool: Sejda - HTML to PDF (https://www.sejda.com/html-to-pdf) [convert html to pdf]</w:t>
+      </w:r>
+      <w:r>
+        <w:br/>
+        <w:t xml:space="preserve">* </w:t>
+      </w:r>
+      <w:r>
+        <w:rPr>
+          <w:b/>
+        </w:rPr>
+        <w:t>File Format</w:t>
       </w:r>
       <w:r>
         <w:t>: .pdf</w:t>
@@ -1335,7 +1411,7 @@
         <w:rPr>
           <w:b/>
         </w:rPr>
-        <w:t>Download Quality</w:t>
+        <w:t>Content Quality</w:t>
       </w:r>
       <w:r>
         <w:t>: High</w:t>
@@ -1348,69 +1424,36 @@
         <w:rPr>
           <w:b/>
         </w:rPr>
-        <w:t>Download Date</w:t>
+        <w:t>Acquisition Date</w:t>
       </w:r>
       <w:r>
         <w:t>: 9/7/2025</w:t>
       </w:r>
       <w:r>
         <w:br/>
-      </w:r>
-      <w:r>
-        <w:t xml:space="preserve">* </w:t>
-      </w:r>
-      <w:r>
-        <w:rPr>
-          <w:b/>
-        </w:rPr>
-        <w:t>Saved Location</w:t>
-      </w:r>
-      <w:r>
-        <w:t xml:space="preserve">: </w:t>
-      </w:r>
-      <w:r>
-        <w:rPr>
-          <w:sz w:val="20"/>
-          <w:szCs w:val="20"/>
-        </w:rPr>
-        <w:t>StorageType: Cloud -&gt; Platform: GitHub -&gt; Account: topicsscience -&gt; Repository: kingdomheartsknowledge -&gt; Path: Knowledge/2-Science/4-Applied science/1-Computing/2-Computer Science/0-Intro to Computer Science/..</w:t>
-      </w:r>
-      <w:r>
-        <w:rPr>
-          <w:sz w:val="20"/>
-          <w:szCs w:val="20"/>
-        </w:rPr>
-        <w:br/>
-      </w:r>
-      <w:r>
-        <w:t xml:space="preserve">* </w:t>
-      </w:r>
-      <w:r>
-        <w:rPr>
-          <w:b/>
-        </w:rPr>
-        <w:t xml:space="preserve">Notes: </w:t>
-      </w:r>
-      <w:r>
-        <w:rPr>
-          <w:sz w:val="20"/>
-          <w:szCs w:val="20"/>
-        </w:rPr>
-        <w:t>Wiki Source -</w:t>
-      </w:r>
-      <w:r>
-        <w:rPr>
-          <w:sz w:val="24"/>
-          <w:szCs w:val="24"/>
-        </w:rPr>
-        <w:t xml:space="preserve"> </w:t>
-      </w:r>
-      <w:r>
-        <w:rPr>
-          <w:sz w:val="20"/>
-          <w:szCs w:val="20"/>
-        </w:rPr>
-        <w:t>[This page was last edited on 5 September 2025, at 02:35 (UTC)]</w:t>
+        <w:t xml:space="preserve">* </w:t>
+      </w:r>
+      <w:r>
+        <w:rPr>
+          <w:b/>
+        </w:rPr>
+        <w:t>Storage Location</w:t>
+      </w:r>
+      <w:r>
+        <w:t>: StorageType: Cloud -&gt; Platform: GitHub -&gt; Account: topicsscience -&gt; Repository: kingdomheartsknowledge -&gt; Path: Knowledge/2-Science/4-Applied science/1-Computing/2-Computer Science/0-Intro to Computer Science/..</w:t>
+      </w:r>
+      <w:r>
+        <w:br/>
+        <w:t xml:space="preserve">* </w:t>
+      </w:r>
+      <w:r>
+        <w:rPr>
+          <w:b/>
+        </w:rPr>
+        <w:t>Notes</w:t>
+      </w:r>
+      <w:r>
+        <w:t>: Wiki Source - [This page was last edited on 5 September 2025, at 02:35 (UTC)]</w:t>
       </w:r>
     </w:p>
     <w:p>
@@ -1443,26 +1486,45 @@
         <w:rPr>
           <w:b/>
         </w:rPr>
-        <w:t>* Download Name</w:t>
-      </w:r>
-      <w:r>
-        <w:t>: [en_wikipedia_org_wiki_System_software.pdf -&gt; System software.pdf] [</w:t>
-      </w:r>
-      <w:r>
-        <w:t>Wiki Source - System software</w:t>
-      </w:r>
-      <w:r>
-        <w:t>]</w:t>
-      </w:r>
-      <w:r>
-        <w:br/>
-        <w:t xml:space="preserve">* </w:t>
-      </w:r>
-      <w:r>
-        <w:rPr>
-          <w:b/>
-        </w:rPr>
-        <w:t>Download Type</w:t>
+        <w:lastRenderedPageBreak/>
+        <w:t xml:space="preserve">* Source ID: </w:t>
+      </w:r>
+      <w:r>
+        <w:rPr>
+          <w:bCs/>
+        </w:rPr>
+        <w:t>20</w:t>
+      </w:r>
+      <w:r>
+        <w:rPr>
+          <w:bCs/>
+        </w:rPr>
+        <w:t>7</w:t>
+      </w:r>
+      <w:r>
+        <w:br/>
+      </w:r>
+      <w:r>
+        <w:t xml:space="preserve">* </w:t>
+      </w:r>
+      <w:r>
+        <w:rPr>
+          <w:b/>
+        </w:rPr>
+        <w:t>Content Title</w:t>
+      </w:r>
+      <w:r>
+        <w:t>: [en_wikipedia_org_wiki_System_software.pdf -&gt; System software.pdf] [Wiki Source - System software]</w:t>
+      </w:r>
+      <w:r>
+        <w:br/>
+        <w:t xml:space="preserve">* </w:t>
+      </w:r>
+      <w:r>
+        <w:rPr>
+          <w:b/>
+        </w:rPr>
+        <w:t>Content Type</w:t>
       </w:r>
       <w:r>
         <w:t>: Document</w:t>
@@ -1475,21 +1537,18 @@
         <w:rPr>
           <w:b/>
         </w:rPr>
-        <w:t>Source Type</w:t>
+        <w:t>Domain</w:t>
       </w:r>
       <w:r>
         <w:t>: Educational</w:t>
       </w:r>
       <w:r>
         <w:br/>
-      </w:r>
-      <w:r>
-        <w:t xml:space="preserve">* </w:t>
-      </w:r>
-      <w:r>
-        <w:rPr>
-          <w:b/>
-          <w:bCs/>
+        <w:t xml:space="preserve">* </w:t>
+      </w:r>
+      <w:r>
+        <w:rPr>
+          <w:b/>
         </w:rPr>
         <w:t>Source Platform</w:t>
       </w:r>
@@ -1504,69 +1563,96 @@
         <w:rPr>
           <w:b/>
         </w:rPr>
-        <w:t>Download Source</w:t>
+        <w:t>Source Reference</w:t>
       </w:r>
       <w:r>
         <w:t xml:space="preserve">: </w:t>
       </w:r>
-      <w:hyperlink r:id="rId11">
+      <w:hyperlink r:id="rId11" w:history="1">
         <w:r>
           <w:rPr>
-            <w:color w:val="1155CC"/>
-            <w:u w:val="single"/>
+            <w:rStyle w:val="Hyperlink"/>
           </w:rPr>
           <w:t>https://en.wikipedia.org/wiki/System_software</w:t>
         </w:r>
       </w:hyperlink>
       <w:r>
+        <w:br/>
+      </w:r>
+      <w:r>
+        <w:t xml:space="preserve">* </w:t>
+      </w:r>
+      <w:r>
+        <w:rPr>
+          <w:b/>
+          <w:bCs/>
+        </w:rPr>
+        <w:t>Source Type</w:t>
+      </w:r>
+      <w:r>
+        <w:t xml:space="preserve">: </w:t>
+      </w:r>
+      <w:r>
+        <w:t xml:space="preserve">Converted </w:t>
+      </w:r>
+      <w:r>
+        <w:br/>
+        <w:t xml:space="preserve">* </w:t>
+      </w:r>
+      <w:r>
+        <w:rPr>
+          <w:b/>
+          <w:bCs/>
+        </w:rPr>
+        <w:t>Source Nature:</w:t>
+      </w:r>
+      <w:r>
+        <w:t xml:space="preserve"> </w:t>
+      </w:r>
+      <w:r>
+        <w:t>D</w:t>
+      </w:r>
+      <w:r>
+        <w:t>igital</w:t>
+      </w:r>
+      <w:r>
         <w:t xml:space="preserve">  </w:t>
       </w:r>
       <w:r>
         <w:br/>
-      </w:r>
-      <w:r>
-        <w:t xml:space="preserve">* </w:t>
-      </w:r>
-      <w:r>
-        <w:rPr>
-          <w:b/>
-          <w:bCs/>
-        </w:rPr>
-        <w:t>Download Server / Mirror</w:t>
-      </w:r>
-      <w:r>
-        <w:t xml:space="preserve">: </w:t>
-      </w:r>
-      <w:r>
-        <w:t>https://en.wikipedia.org [Wikipedia Server]</w:t>
-      </w:r>
-      <w:r>
-        <w:br/>
-        <w:t xml:space="preserve">* </w:t>
-      </w:r>
-      <w:r>
-        <w:rPr>
-          <w:b/>
-        </w:rPr>
-        <w:t>Download Method</w:t>
-      </w:r>
-      <w:r>
-        <w:t xml:space="preserve">: </w:t>
-      </w:r>
-      <w:r>
-        <w:t>Web Tool: Sejda - HTML to PDF (https://www.sejda.com/html-to-pdf) [convert html to pdf]</w:t>
-      </w:r>
-      <w:r>
-        <w:br/>
-      </w:r>
-      <w:r>
-        <w:t xml:space="preserve">* </w:t>
-      </w:r>
-      <w:r>
-        <w:rPr>
-          <w:b/>
-        </w:rPr>
-        <w:t>Download Format</w:t>
+        <w:t xml:space="preserve">* </w:t>
+      </w:r>
+      <w:r>
+        <w:rPr>
+          <w:b/>
+        </w:rPr>
+        <w:t>Storage Host</w:t>
+      </w:r>
+      <w:r>
+        <w:t>: https://en.wikipedia.org [Wikipedia Server]</w:t>
+      </w:r>
+      <w:r>
+        <w:br/>
+        <w:t xml:space="preserve">* </w:t>
+      </w:r>
+      <w:r>
+        <w:rPr>
+          <w:b/>
+        </w:rPr>
+        <w:t>Acquisition Method</w:t>
+      </w:r>
+      <w:r>
+        <w:t>: Web Tool: Sejda - HTML to PDF (https://www.sejda.com/html-to-pdf) [convert html to pdf]</w:t>
+      </w:r>
+      <w:r>
+        <w:br/>
+        <w:t xml:space="preserve">* </w:t>
+      </w:r>
+      <w:r>
+        <w:rPr>
+          <w:b/>
+        </w:rPr>
+        <w:t>File Format</w:t>
       </w:r>
       <w:r>
         <w:t>: .pdf</w:t>
@@ -1579,7 +1665,7 @@
         <w:rPr>
           <w:b/>
         </w:rPr>
-        <w:t>Download Quality</w:t>
+        <w:t>Content Quality</w:t>
       </w:r>
       <w:r>
         <w:t>: High</w:t>
@@ -1592,69 +1678,36 @@
         <w:rPr>
           <w:b/>
         </w:rPr>
-        <w:t>Download Date</w:t>
+        <w:t>Acquisition Date</w:t>
       </w:r>
       <w:r>
         <w:t>: 9/7/2025</w:t>
       </w:r>
       <w:r>
         <w:br/>
-      </w:r>
-      <w:r>
-        <w:t xml:space="preserve">* </w:t>
-      </w:r>
-      <w:r>
-        <w:rPr>
-          <w:b/>
-        </w:rPr>
-        <w:t>Saved Location</w:t>
-      </w:r>
-      <w:r>
-        <w:t xml:space="preserve">: </w:t>
-      </w:r>
-      <w:r>
-        <w:rPr>
-          <w:sz w:val="20"/>
-          <w:szCs w:val="20"/>
-        </w:rPr>
-        <w:t>StorageType: Cloud -&gt; Platform: GitHub -&gt; Account: topicsscience -&gt; Repository: kingdomheartsknowledge -&gt; Path: Knowledge/2-Science/4-Applied science/1-Computing/2-Computer Science/0-Intro to Computer Science/..</w:t>
-      </w:r>
-      <w:r>
-        <w:rPr>
-          <w:sz w:val="20"/>
-          <w:szCs w:val="20"/>
-        </w:rPr>
-        <w:br/>
-      </w:r>
-      <w:r>
-        <w:t xml:space="preserve">* </w:t>
-      </w:r>
-      <w:r>
-        <w:rPr>
-          <w:b/>
-        </w:rPr>
-        <w:t xml:space="preserve">Notes: </w:t>
-      </w:r>
-      <w:r>
-        <w:rPr>
-          <w:sz w:val="20"/>
-          <w:szCs w:val="20"/>
-        </w:rPr>
-        <w:t>Wiki Source -</w:t>
-      </w:r>
-      <w:r>
-        <w:rPr>
-          <w:sz w:val="24"/>
-          <w:szCs w:val="24"/>
-        </w:rPr>
-        <w:t xml:space="preserve"> </w:t>
-      </w:r>
-      <w:r>
-        <w:rPr>
-          <w:sz w:val="20"/>
-          <w:szCs w:val="20"/>
-        </w:rPr>
-        <w:t>[This page was last edited on 28 August 2025, at 12:41 (UTC)]</w:t>
+        <w:t xml:space="preserve">* </w:t>
+      </w:r>
+      <w:r>
+        <w:rPr>
+          <w:b/>
+        </w:rPr>
+        <w:t>Storage Location</w:t>
+      </w:r>
+      <w:r>
+        <w:t>: StorageType: Cloud -&gt; Platform: GitHub -&gt; Account: topicsscience -&gt; Repository: kingdomheartsknowledge -&gt; Path: Knowledge/2-Science/4-Applied science/1-Computing/2-Computer Science/0-Intro to Computer Science/..</w:t>
+      </w:r>
+      <w:r>
+        <w:br/>
+        <w:t xml:space="preserve">* </w:t>
+      </w:r>
+      <w:r>
+        <w:rPr>
+          <w:b/>
+        </w:rPr>
+        <w:t>Notes</w:t>
+      </w:r>
+      <w:r>
+        <w:t>: Wiki Source - [This page was last edited on 28 August 2025, at 12:41 (UTC)]</w:t>
       </w:r>
     </w:p>
     <w:p>
@@ -1678,27 +1731,44 @@
         <w:rPr>
           <w:b/>
         </w:rPr>
-        <w:lastRenderedPageBreak/>
-        <w:t>* Download Name</w:t>
-      </w:r>
-      <w:r>
-        <w:t>: [en_wikipedia_org_wiki_Application_software.pdf -&gt; Application software.pdf] [</w:t>
-      </w:r>
-      <w:r>
-        <w:t>Wiki Source - Application software</w:t>
-      </w:r>
-      <w:r>
-        <w:t>]</w:t>
-      </w:r>
-      <w:r>
-        <w:br/>
-        <w:t xml:space="preserve">* </w:t>
-      </w:r>
-      <w:r>
-        <w:rPr>
-          <w:b/>
-        </w:rPr>
-        <w:t>Download Type</w:t>
+        <w:t xml:space="preserve">* Source ID: </w:t>
+      </w:r>
+      <w:r>
+        <w:rPr>
+          <w:bCs/>
+        </w:rPr>
+        <w:t>20</w:t>
+      </w:r>
+      <w:r>
+        <w:rPr>
+          <w:bCs/>
+        </w:rPr>
+        <w:t>8</w:t>
+      </w:r>
+      <w:r>
+        <w:br/>
+      </w:r>
+      <w:r>
+        <w:t xml:space="preserve">* </w:t>
+      </w:r>
+      <w:r>
+        <w:rPr>
+          <w:b/>
+        </w:rPr>
+        <w:t>Content Title</w:t>
+      </w:r>
+      <w:r>
+        <w:t>: [en_wikipedia_org_wiki_Application_software.pdf -&gt; Application software.pdf] [Wiki Source - Application software]</w:t>
+      </w:r>
+      <w:r>
+        <w:br/>
+        <w:t xml:space="preserve">* </w:t>
+      </w:r>
+      <w:r>
+        <w:rPr>
+          <w:b/>
+        </w:rPr>
+        <w:t>Content Type</w:t>
       </w:r>
       <w:r>
         <w:t>: Document</w:t>
@@ -1711,21 +1781,18 @@
         <w:rPr>
           <w:b/>
         </w:rPr>
-        <w:t>Source Type</w:t>
+        <w:t>Domain</w:t>
       </w:r>
       <w:r>
         <w:t>: Educational</w:t>
       </w:r>
       <w:r>
         <w:br/>
-      </w:r>
-      <w:r>
-        <w:t xml:space="preserve">* </w:t>
-      </w:r>
-      <w:r>
-        <w:rPr>
-          <w:b/>
-          <w:bCs/>
+        <w:t xml:space="preserve">* </w:t>
+      </w:r>
+      <w:r>
+        <w:rPr>
+          <w:b/>
         </w:rPr>
         <w:t>Source Platform</w:t>
       </w:r>
@@ -1740,69 +1807,96 @@
         <w:rPr>
           <w:b/>
         </w:rPr>
-        <w:t>Download Source</w:t>
+        <w:t>Source Reference</w:t>
       </w:r>
       <w:r>
         <w:t xml:space="preserve">: </w:t>
       </w:r>
-      <w:hyperlink r:id="rId12">
+      <w:hyperlink r:id="rId12" w:history="1">
         <w:r>
           <w:rPr>
-            <w:color w:val="1155CC"/>
-            <w:u w:val="single"/>
+            <w:rStyle w:val="Hyperlink"/>
           </w:rPr>
           <w:t>https://en.wikipedia.org/wiki/Application_software</w:t>
         </w:r>
       </w:hyperlink>
       <w:r>
+        <w:br/>
+      </w:r>
+      <w:r>
+        <w:t xml:space="preserve">* </w:t>
+      </w:r>
+      <w:r>
+        <w:rPr>
+          <w:b/>
+          <w:bCs/>
+        </w:rPr>
+        <w:t>Source Type</w:t>
+      </w:r>
+      <w:r>
+        <w:t xml:space="preserve">: </w:t>
+      </w:r>
+      <w:r>
+        <w:t xml:space="preserve">Converted </w:t>
+      </w:r>
+      <w:r>
+        <w:br/>
+        <w:t xml:space="preserve">* </w:t>
+      </w:r>
+      <w:r>
+        <w:rPr>
+          <w:b/>
+          <w:bCs/>
+        </w:rPr>
+        <w:t>Source Nature:</w:t>
+      </w:r>
+      <w:r>
         <w:t xml:space="preserve"> </w:t>
       </w:r>
       <w:r>
-        <w:br/>
-      </w:r>
-      <w:r>
-        <w:t xml:space="preserve">* </w:t>
-      </w:r>
-      <w:r>
-        <w:rPr>
-          <w:b/>
-          <w:bCs/>
-        </w:rPr>
-        <w:t>Download Server / Mirror</w:t>
-      </w:r>
-      <w:r>
-        <w:t xml:space="preserve">: </w:t>
-      </w:r>
-      <w:r>
-        <w:t>https://en.wikipedia.org [Wikipedia Server]</w:t>
-      </w:r>
-      <w:r>
-        <w:br/>
-        <w:t xml:space="preserve">* </w:t>
-      </w:r>
-      <w:r>
-        <w:rPr>
-          <w:b/>
-        </w:rPr>
-        <w:t>Download Method</w:t>
-      </w:r>
-      <w:r>
-        <w:t xml:space="preserve">: </w:t>
-      </w:r>
-      <w:r>
-        <w:t>Web Tool: Sejda - HTML to PDF (https://www.sejda.com/html-to-pdf) [convert html to pdf]</w:t>
-      </w:r>
-      <w:r>
-        <w:br/>
-      </w:r>
-      <w:r>
-        <w:t xml:space="preserve">* </w:t>
-      </w:r>
-      <w:r>
-        <w:rPr>
-          <w:b/>
-        </w:rPr>
-        <w:t>Download Format</w:t>
+        <w:t>D</w:t>
+      </w:r>
+      <w:r>
+        <w:t>igital</w:t>
+      </w:r>
+      <w:r>
+        <w:t xml:space="preserve"> </w:t>
+      </w:r>
+      <w:r>
+        <w:br/>
+        <w:t xml:space="preserve">* </w:t>
+      </w:r>
+      <w:r>
+        <w:rPr>
+          <w:b/>
+        </w:rPr>
+        <w:t>Storage Host</w:t>
+      </w:r>
+      <w:r>
+        <w:t>: https://en.wikipedia.org [Wikipedia Server]</w:t>
+      </w:r>
+      <w:r>
+        <w:br/>
+        <w:t xml:space="preserve">* </w:t>
+      </w:r>
+      <w:r>
+        <w:rPr>
+          <w:b/>
+        </w:rPr>
+        <w:t>Acquisition Method</w:t>
+      </w:r>
+      <w:r>
+        <w:t>: Web Tool: Sejda - HTML to PDF (https://www.sejda.com/html-to-pdf) [convert html to pdf]</w:t>
+      </w:r>
+      <w:r>
+        <w:br/>
+        <w:t xml:space="preserve">* </w:t>
+      </w:r>
+      <w:r>
+        <w:rPr>
+          <w:b/>
+        </w:rPr>
+        <w:t>File Format</w:t>
       </w:r>
       <w:r>
         <w:t>: .pdf</w:t>
@@ -1815,7 +1909,7 @@
         <w:rPr>
           <w:b/>
         </w:rPr>
-        <w:t>Download Quality</w:t>
+        <w:t>Content Quality</w:t>
       </w:r>
       <w:r>
         <w:t>: High</w:t>
@@ -1828,69 +1922,36 @@
         <w:rPr>
           <w:b/>
         </w:rPr>
-        <w:t>Download Date</w:t>
+        <w:t>Acquisition Date</w:t>
       </w:r>
       <w:r>
         <w:t>: 9/7/2025</w:t>
       </w:r>
       <w:r>
         <w:br/>
-      </w:r>
-      <w:r>
-        <w:t xml:space="preserve">* </w:t>
-      </w:r>
-      <w:r>
-        <w:rPr>
-          <w:b/>
-        </w:rPr>
-        <w:t>Saved Location</w:t>
-      </w:r>
-      <w:r>
-        <w:t xml:space="preserve">: </w:t>
-      </w:r>
-      <w:r>
-        <w:rPr>
-          <w:sz w:val="20"/>
-          <w:szCs w:val="20"/>
-        </w:rPr>
-        <w:t>StorageType: Cloud -&gt; Platform: GitHub -&gt; Account: topicsscience -&gt; Repository: kingdomheartsknowledge -&gt; Path: Knowledge/2-Science/4-Applied science/1-Computing/2-Computer Science/0-Intro to Computer Science/..</w:t>
-      </w:r>
-      <w:r>
-        <w:rPr>
-          <w:sz w:val="20"/>
-          <w:szCs w:val="20"/>
-        </w:rPr>
-        <w:br/>
-      </w:r>
-      <w:r>
-        <w:t xml:space="preserve">* </w:t>
-      </w:r>
-      <w:r>
-        <w:rPr>
-          <w:b/>
-        </w:rPr>
-        <w:t xml:space="preserve">Notes: </w:t>
-      </w:r>
-      <w:r>
-        <w:rPr>
-          <w:sz w:val="20"/>
-          <w:szCs w:val="20"/>
-        </w:rPr>
-        <w:t>Wiki Source -</w:t>
-      </w:r>
-      <w:r>
-        <w:rPr>
-          <w:sz w:val="24"/>
-          <w:szCs w:val="24"/>
-        </w:rPr>
-        <w:t xml:space="preserve"> </w:t>
-      </w:r>
-      <w:r>
-        <w:rPr>
-          <w:sz w:val="20"/>
-          <w:szCs w:val="20"/>
-        </w:rPr>
-        <w:t>[This page was last edited on 15 August 2025, at 00:04 (UTC)]</w:t>
+        <w:t xml:space="preserve">* </w:t>
+      </w:r>
+      <w:r>
+        <w:rPr>
+          <w:b/>
+        </w:rPr>
+        <w:t>Storage Location</w:t>
+      </w:r>
+      <w:r>
+        <w:t>: StorageType: Cloud -&gt; Platform: GitHub -&gt; Account: topicsscience -&gt; Repository: kingdomheartsknowledge -&gt; Path: Knowledge/2-Science/4-Applied science/1-Computing/2-Computer Science/0-Intro to Computer Science/..</w:t>
+      </w:r>
+      <w:r>
+        <w:br/>
+        <w:t xml:space="preserve">* </w:t>
+      </w:r>
+      <w:r>
+        <w:rPr>
+          <w:b/>
+        </w:rPr>
+        <w:t>Notes</w:t>
+      </w:r>
+      <w:r>
+        <w:t>: Wiki Source - [This page was last edited on 15 August 2025, at 00:04 (UTC)]</w:t>
       </w:r>
     </w:p>
     <w:p>
@@ -1914,26 +1975,45 @@
         <w:rPr>
           <w:b/>
         </w:rPr>
-        <w:t>* Download Name</w:t>
-      </w:r>
-      <w:r>
-        <w:t>: [en_wikipedia_org_wiki_Outline_of_software.pdf -&gt; Outline of software.pdf] [</w:t>
-      </w:r>
-      <w:r>
-        <w:t>Wiki Source - Outline of software</w:t>
-      </w:r>
-      <w:r>
-        <w:t>]</w:t>
-      </w:r>
-      <w:r>
-        <w:br/>
-        <w:t xml:space="preserve">* </w:t>
-      </w:r>
-      <w:r>
-        <w:rPr>
-          <w:b/>
-        </w:rPr>
-        <w:t>Download Type</w:t>
+        <w:lastRenderedPageBreak/>
+        <w:t xml:space="preserve">* Source ID: </w:t>
+      </w:r>
+      <w:r>
+        <w:rPr>
+          <w:bCs/>
+        </w:rPr>
+        <w:t>20</w:t>
+      </w:r>
+      <w:r>
+        <w:rPr>
+          <w:bCs/>
+        </w:rPr>
+        <w:t>9</w:t>
+      </w:r>
+      <w:r>
+        <w:br/>
+      </w:r>
+      <w:r>
+        <w:t xml:space="preserve">* </w:t>
+      </w:r>
+      <w:r>
+        <w:rPr>
+          <w:b/>
+        </w:rPr>
+        <w:t>Content Title</w:t>
+      </w:r>
+      <w:r>
+        <w:t>: [en_wikipedia_org_wiki_Outline_of_software.pdf -&gt; Outline of software.pdf] [Wiki Source - Outline of software]</w:t>
+      </w:r>
+      <w:r>
+        <w:br/>
+        <w:t xml:space="preserve">* </w:t>
+      </w:r>
+      <w:r>
+        <w:rPr>
+          <w:b/>
+        </w:rPr>
+        <w:t>Content Type</w:t>
       </w:r>
       <w:r>
         <w:t>: Document</w:t>
@@ -1946,21 +2026,18 @@
         <w:rPr>
           <w:b/>
         </w:rPr>
-        <w:t>Source Type</w:t>
+        <w:t>Domain</w:t>
       </w:r>
       <w:r>
         <w:t>: Educational</w:t>
       </w:r>
       <w:r>
         <w:br/>
-      </w:r>
-      <w:r>
-        <w:t xml:space="preserve">* </w:t>
-      </w:r>
-      <w:r>
-        <w:rPr>
-          <w:b/>
-          <w:bCs/>
+        <w:t xml:space="preserve">* </w:t>
+      </w:r>
+      <w:r>
+        <w:rPr>
+          <w:b/>
         </w:rPr>
         <w:t>Source Platform</w:t>
       </w:r>
@@ -1975,16 +2052,15 @@
         <w:rPr>
           <w:b/>
         </w:rPr>
-        <w:t>Download Source</w:t>
+        <w:t>Source Reference</w:t>
       </w:r>
       <w:r>
         <w:t xml:space="preserve">: </w:t>
       </w:r>
-      <w:hyperlink r:id="rId13">
+      <w:hyperlink r:id="rId13" w:history="1">
         <w:r>
           <w:rPr>
-            <w:color w:val="1155CC"/>
-            <w:u w:val="single"/>
+            <w:rStyle w:val="Hyperlink"/>
           </w:rPr>
           <w:t>https://en.wikipedia.org/wiki/Outline_of_software</w:t>
         </w:r>
@@ -2000,41 +2076,69 @@
           <w:b/>
           <w:bCs/>
         </w:rPr>
-        <w:t>Download Server / Mirror</w:t>
+        <w:t>Source Type</w:t>
       </w:r>
       <w:r>
         <w:t xml:space="preserve">: </w:t>
       </w:r>
       <w:r>
-        <w:t>https://en.wikipedia.org [Wikipedia Server]</w:t>
-      </w:r>
-      <w:r>
-        <w:br/>
-        <w:t xml:space="preserve">* </w:t>
-      </w:r>
-      <w:r>
-        <w:rPr>
-          <w:b/>
-        </w:rPr>
-        <w:t>Download Method</w:t>
-      </w:r>
-      <w:r>
-        <w:t xml:space="preserve">: </w:t>
-      </w:r>
-      <w:r>
-        <w:t>Web Tool: Sejda - HTML to PDF (https://www.sejda.com/html-to-pdf) [convert html to pdf]</w:t>
-      </w:r>
-      <w:r>
-        <w:br/>
-      </w:r>
-      <w:r>
-        <w:t xml:space="preserve">* </w:t>
-      </w:r>
-      <w:r>
-        <w:rPr>
-          <w:b/>
-        </w:rPr>
-        <w:t>Download Format</w:t>
+        <w:t xml:space="preserve">Converted </w:t>
+      </w:r>
+      <w:r>
+        <w:br/>
+        <w:t xml:space="preserve">* </w:t>
+      </w:r>
+      <w:r>
+        <w:rPr>
+          <w:b/>
+          <w:bCs/>
+        </w:rPr>
+        <w:t>Source Nature:</w:t>
+      </w:r>
+      <w:r>
+        <w:t xml:space="preserve"> </w:t>
+      </w:r>
+      <w:r>
+        <w:t>D</w:t>
+      </w:r>
+      <w:r>
+        <w:t>igital</w:t>
+      </w:r>
+      <w:r>
+        <w:br/>
+        <w:t xml:space="preserve">* </w:t>
+      </w:r>
+      <w:r>
+        <w:rPr>
+          <w:b/>
+        </w:rPr>
+        <w:t>Storage Host</w:t>
+      </w:r>
+      <w:r>
+        <w:t>: https://en.wikipedia.org [Wikipedia Server]</w:t>
+      </w:r>
+      <w:r>
+        <w:br/>
+        <w:t xml:space="preserve">* </w:t>
+      </w:r>
+      <w:r>
+        <w:rPr>
+          <w:b/>
+        </w:rPr>
+        <w:t>Acquisition Method</w:t>
+      </w:r>
+      <w:r>
+        <w:t>: Web Tool: Sejda - HTML to PDF (https://www.sejda.com/html-to-pdf) [convert html to pdf]</w:t>
+      </w:r>
+      <w:r>
+        <w:br/>
+        <w:t xml:space="preserve">* </w:t>
+      </w:r>
+      <w:r>
+        <w:rPr>
+          <w:b/>
+        </w:rPr>
+        <w:t>File Format</w:t>
       </w:r>
       <w:r>
         <w:t>: .pdf</w:t>
@@ -2047,7 +2151,7 @@
         <w:rPr>
           <w:b/>
         </w:rPr>
-        <w:t>Download Quality</w:t>
+        <w:t>Content Quality</w:t>
       </w:r>
       <w:r>
         <w:t>: High</w:t>
@@ -2060,69 +2164,36 @@
         <w:rPr>
           <w:b/>
         </w:rPr>
-        <w:t>Download Date</w:t>
+        <w:t>Acquisition Date</w:t>
       </w:r>
       <w:r>
         <w:t>: 9/7/2025</w:t>
       </w:r>
       <w:r>
         <w:br/>
-      </w:r>
-      <w:r>
-        <w:t xml:space="preserve">* </w:t>
-      </w:r>
-      <w:r>
-        <w:rPr>
-          <w:b/>
-        </w:rPr>
-        <w:t>Saved Location</w:t>
-      </w:r>
-      <w:r>
-        <w:t xml:space="preserve">: </w:t>
-      </w:r>
-      <w:r>
-        <w:rPr>
-          <w:sz w:val="20"/>
-          <w:szCs w:val="20"/>
-        </w:rPr>
-        <w:t>StorageType: Cloud -&gt; Platform: GitHub -&gt; Account: topicsscience -&gt; Repository: kingdomheartsknowledge -&gt; Path: Knowledge/2-Science/4-Applied science/1-Computing/2-Computer Science/0-Intro to Computer Science/..</w:t>
-      </w:r>
-      <w:r>
-        <w:rPr>
-          <w:sz w:val="20"/>
-          <w:szCs w:val="20"/>
-        </w:rPr>
-        <w:br/>
-      </w:r>
-      <w:r>
-        <w:t xml:space="preserve">* </w:t>
-      </w:r>
-      <w:r>
-        <w:rPr>
-          <w:b/>
-        </w:rPr>
-        <w:t xml:space="preserve">Notes: </w:t>
-      </w:r>
-      <w:r>
-        <w:rPr>
-          <w:sz w:val="20"/>
-          <w:szCs w:val="20"/>
-        </w:rPr>
-        <w:t>Wiki Source -</w:t>
-      </w:r>
-      <w:r>
-        <w:rPr>
-          <w:sz w:val="24"/>
-          <w:szCs w:val="24"/>
-        </w:rPr>
-        <w:t xml:space="preserve"> </w:t>
-      </w:r>
-      <w:r>
-        <w:rPr>
-          <w:sz w:val="20"/>
-          <w:szCs w:val="20"/>
-        </w:rPr>
-        <w:t>[This page was last edited on 15 June 2025, at 08:16 (UTC)]</w:t>
+        <w:t xml:space="preserve">* </w:t>
+      </w:r>
+      <w:r>
+        <w:rPr>
+          <w:b/>
+        </w:rPr>
+        <w:t>Storage Location</w:t>
+      </w:r>
+      <w:r>
+        <w:t>: StorageType: Cloud -&gt; Platform: GitHub -&gt; Account: topicsscience -&gt; Repository: kingdomheartsknowledge -&gt; Path: Knowledge/2-Science/4-Applied science/1-Computing/2-Computer Science/0-Intro to Computer Science/..</w:t>
+      </w:r>
+      <w:r>
+        <w:br/>
+        <w:t xml:space="preserve">* </w:t>
+      </w:r>
+      <w:r>
+        <w:rPr>
+          <w:b/>
+        </w:rPr>
+        <w:t>Notes</w:t>
+      </w:r>
+      <w:r>
+        <w:t>: Wiki Source - [This page was last edited on 15 June 2025, at 08:16 (UTC)]</w:t>
       </w:r>
     </w:p>
     <w:p>
@@ -2857,6 +2928,29 @@
       <w:szCs w:val="30"/>
     </w:rPr>
   </w:style>
+  <w:style w:type="character" w:styleId="Hyperlink">
+    <w:name w:val="Hyperlink"/>
+    <w:basedOn w:val="DefaultParagraphFont"/>
+    <w:uiPriority w:val="99"/>
+    <w:unhideWhenUsed/>
+    <w:rsid w:val="00C140D3"/>
+    <w:rPr>
+      <w:color w:val="0000FF" w:themeColor="hyperlink"/>
+      <w:u w:val="single"/>
+    </w:rPr>
+  </w:style>
+  <w:style w:type="character" w:styleId="UnresolvedMention">
+    <w:name w:val="Unresolved Mention"/>
+    <w:basedOn w:val="DefaultParagraphFont"/>
+    <w:uiPriority w:val="99"/>
+    <w:semiHidden/>
+    <w:unhideWhenUsed/>
+    <w:rsid w:val="00C140D3"/>
+    <w:rPr>
+      <w:color w:val="605E5C"/>
+      <w:shd w:val="clear" w:color="auto" w:fill="E1DFDD"/>
+    </w:rPr>
+  </w:style>
 </w:styles>
 </file>
 
